--- a/sigmoid.docx
+++ b/sigmoid.docx
@@ -22,17 +22,12 @@
           <w:ilvl w:val="0"/>
           <w:numId w:val="1"/>
         </w:numPr>
-      </w:pPr>
-      <w:r>
-        <w:t>1.1 研究背景与意义（</w:t>
-      </w:r>
-      <w:proofErr w:type="gramStart"/>
-      <w:r>
-        <w:t>阐述全</w:t>
-      </w:r>
-      <w:proofErr w:type="gramEnd"/>
-      <w:r>
-        <w:t>同态加密在实现“数据可用不可见”中的关键作用 ）</w:t>
+        <w:rPr>
+          <w:rFonts w:hint="eastAsia"/>
+        </w:rPr>
+      </w:pPr>
+      <w:r>
+        <w:t>1.1 研究背景与意义（阐述全同态加密在实现“数据可用不可见”中的关键作用 ）</w:t>
       </w:r>
     </w:p>
     <w:p>
@@ -59,48 +54,20 @@
         <w:rPr>
           <w:rFonts w:hint="eastAsia"/>
         </w:rPr>
-        <w:t>）模式下，用户将包含个人隐私的数据（如医疗病历、生物特征等）上传至云端进行推理，不可避免地产生了严重的数据泄露风险[2]。同时，随着《中华人民共和国民法典》及数据安全相关法律法规的完善，人们对数据隐私保护的意识日益觉醒，传统的明文计算模式面临着严峻的合</w:t>
-      </w:r>
-      <w:proofErr w:type="gramStart"/>
-      <w:r>
-        <w:rPr>
-          <w:rFonts w:hint="eastAsia"/>
-        </w:rPr>
-        <w:t>规</w:t>
-      </w:r>
-      <w:proofErr w:type="gramEnd"/>
-      <w:r>
-        <w:rPr>
-          <w:rFonts w:hint="eastAsia"/>
-        </w:rPr>
-        <w:t>性挑战。</w:t>
-      </w:r>
-    </w:p>
-    <w:p>
-      <w:pPr>
-        <w:rPr>
-          <w:rFonts w:hint="eastAsia"/>
-        </w:rPr>
-      </w:pPr>
-      <w:r>
-        <w:rPr>
-          <w:rFonts w:hint="eastAsia"/>
-        </w:rPr>
-        <w:t>为了打破“数据孤岛”并实现“数据可用不可见”，全同态加密（Fully Homomorphic Encryption, FHE）技术提供了一种理想的数学解决方案。同态加密允许云端在</w:t>
-      </w:r>
-      <w:proofErr w:type="gramStart"/>
-      <w:r>
-        <w:rPr>
-          <w:rFonts w:hint="eastAsia"/>
-        </w:rPr>
-        <w:t>不</w:t>
-      </w:r>
-      <w:proofErr w:type="gramEnd"/>
-      <w:r>
-        <w:rPr>
-          <w:rFonts w:hint="eastAsia"/>
-        </w:rPr>
-        <w:t>解密的情况下直接对密文进行算术运算，使得最终解密的结果与在明文上操作完全一致[3]。然而，将 FHE 应用于实际的深度学习模型面临着巨大的工程物理限制：同态加密方案在代数结构上仅构成一个支持加法和乘法的有限环，而深度学习模型中包含大量非线性操作（尤其是 Sigmoid、</w:t>
+        <w:t>）模式下，用户将包含个人隐私的数据（如医疗病历、生物特征等）上传至云端进行推理，不可避免地产生了严重的数据泄露风险[2]。同时，随着《中华人民共和国民法典》及数据安全相关法律法规的完善，人们对数据隐私保护的意识日益觉醒，传统的明文计算模式面临着严峻的合规性挑战。</w:t>
+      </w:r>
+    </w:p>
+    <w:p>
+      <w:pPr>
+        <w:rPr>
+          <w:rFonts w:hint="eastAsia"/>
+        </w:rPr>
+      </w:pPr>
+      <w:r>
+        <w:rPr>
+          <w:rFonts w:hint="eastAsia"/>
+        </w:rPr>
+        <w:t>为了打破“数据孤岛”并实现“数据可用不可见”，全同态加密（Fully Homomorphic Encryption, FHE）技术提供了一种理想的数学解决方案。同态加密允许云端在不解密的情况下直接对密文进行算术运算，使得最终解密的结果与在明文上操作完全一致[3]。然而，将 FHE 应用于实际的深度学习模型面临着巨大的工程物理限制：同态加密方案在代数结构上仅构成一个支持加法和乘法的有限环，而深度学习模型中包含大量非线性操作（尤其是 Sigmoid、</w:t>
       </w:r>
       <w:proofErr w:type="spellStart"/>
       <w:r>
@@ -114,48 +81,20 @@
         <w:rPr>
           <w:rFonts w:hint="eastAsia"/>
         </w:rPr>
-        <w:t xml:space="preserve"> 等激活函数），这些操作无法在密文域中直接计算。同时，FHE 存在严格的“乘法深度”（Multiplicative Depth）限制，过多的密文乘法会导致噪声呈</w:t>
-      </w:r>
-      <w:proofErr w:type="gramStart"/>
-      <w:r>
-        <w:rPr>
-          <w:rFonts w:hint="eastAsia"/>
-        </w:rPr>
-        <w:t>指数级膨胀</w:t>
-      </w:r>
-      <w:proofErr w:type="gramEnd"/>
-      <w:r>
-        <w:rPr>
-          <w:rFonts w:hint="eastAsia"/>
-        </w:rPr>
-        <w:t>，最终致使解密失败[4]。</w:t>
-      </w:r>
-    </w:p>
-    <w:p>
-      <w:pPr>
-        <w:rPr>
-          <w:rFonts w:hint="eastAsia"/>
-        </w:rPr>
-      </w:pPr>
-      <w:r>
-        <w:rPr>
-          <w:rFonts w:hint="eastAsia"/>
-        </w:rPr>
-        <w:t>因此，本课题旨在探索机器学习中难以直接应用的非线性环节，聚焦于非线性激活函数的同态化实现技术。本研究计划通过严密的数学逼近理论，结合同态加密物理特性的约束，研究低阶多项式逼近并在轻量级卷积神经网络中进行替换验证，寻找在“模型分类精度”与“密文计算开销（乘法深度）”之间的最优妥协点。这不仅对隐私保护深度学习的落地具有重要的工程指导意义，也为未来资源受限条件下</w:t>
-      </w:r>
-      <w:proofErr w:type="gramStart"/>
-      <w:r>
-        <w:rPr>
-          <w:rFonts w:hint="eastAsia"/>
-        </w:rPr>
-        <w:t>的密态推理</w:t>
-      </w:r>
-      <w:proofErr w:type="gramEnd"/>
-      <w:r>
-        <w:rPr>
-          <w:rFonts w:hint="eastAsia"/>
-        </w:rPr>
-        <w:t>提供了可行的优化范式。</w:t>
+        <w:t xml:space="preserve"> 等激活函数），这些操作无法在密文域中直接计算。同时，FHE 存在严格的“乘法深度”（Multiplicative Depth）限制，过多的密文乘法会导致噪声呈指数级膨胀，最终致使解密失败[4]。</w:t>
+      </w:r>
+    </w:p>
+    <w:p>
+      <w:pPr>
+        <w:rPr>
+          <w:rFonts w:hint="eastAsia"/>
+        </w:rPr>
+      </w:pPr>
+      <w:r>
+        <w:rPr>
+          <w:rFonts w:hint="eastAsia"/>
+        </w:rPr>
+        <w:t>因此，本课题旨在探索机器学习中难以直接应用的非线性环节，聚焦于非线性激活函数的同态化实现技术。本研究计划通过严密的数学逼近理论，结合同态加密物理特性的约束，研究低阶多项式逼近并在轻量级卷积神经网络中进行替换验证，寻找在“模型分类精度”与“密文计算开销（乘法深度）”之间的最优妥协点。这不仅对隐私保护深度学习的落地具有重要的工程指导意义，也为未来资源受限条件下的密态推理提供了可行的优化范式。</w:t>
       </w:r>
     </w:p>
     <w:p>
@@ -164,17 +103,30 @@
           <w:ilvl w:val="0"/>
           <w:numId w:val="1"/>
         </w:numPr>
+        <w:rPr>
+          <w:rFonts w:hint="eastAsia"/>
+        </w:rPr>
       </w:pPr>
       <w:r>
         <w:t>1.2 国内外研究现状（梳理同态加密在机器学习中的应用，以及目前以多项式逼近为主流的激活函数处理路径 ）</w:t>
       </w:r>
     </w:p>
     <w:p>
+      <w:pPr>
+        <w:rPr>
+          <w:rFonts w:hint="eastAsia"/>
+        </w:rPr>
+      </w:pPr>
       <w:r>
         <w:t>针对隐私保护深度学习中非线性激活函数的同态化计算问题，国内外学者进行了大量探索，主要沿着“替换为简单线性单元”与“高精度多项式逼近”两条技术路径发展。</w:t>
       </w:r>
     </w:p>
     <w:p>
+      <w:pPr>
+        <w:rPr>
+          <w:rFonts w:hint="eastAsia"/>
+        </w:rPr>
+      </w:pPr>
       <w:r>
         <w:rPr>
           <w:b/>
@@ -184,6 +136,11 @@
       </w:r>
     </w:p>
     <w:p>
+      <w:pPr>
+        <w:rPr>
+          <w:rFonts w:hint="eastAsia"/>
+        </w:rPr>
+      </w:pPr>
       <w:r>
         <w:t xml:space="preserve">早期的研究尝试通过简单的代数替换来规避非线性计算。2016 年，Gilad-Bachrach 等人提出了著名的 </w:t>
       </w:r>
@@ -270,6 +227,11 @@
       </w:r>
     </w:p>
     <w:p>
+      <w:pPr>
+        <w:rPr>
+          <w:rFonts w:hint="eastAsia"/>
+        </w:rPr>
+      </w:pPr>
       <w:r>
         <w:rPr>
           <w:b/>
@@ -279,6 +241,11 @@
       </w:r>
     </w:p>
     <w:p>
+      <w:pPr>
+        <w:rPr>
+          <w:rFonts w:hint="eastAsia"/>
+        </w:rPr>
+      </w:pPr>
       <w:r>
         <w:t>为了在密文域中保留更丰富的非线性特征，当前国际前沿的研究重心转向了利用多项式逼近经典的超越函数（如 Sigmoid、Tanh）。</w:t>
       </w:r>
@@ -288,34 +255,31 @@
       </w:r>
       <w:proofErr w:type="spellEnd"/>
       <w:r>
-        <w:t xml:space="preserve"> 等人提出在激活函数前加入批归一化（Batch Normalization）层，将输入数据约束在较小范围内，随后使用多项式拟合激活函数，从而有效降低了同态加密中的边缘噪声增长[7]。Hesamifard 等人提出的 </w:t>
+        <w:t xml:space="preserve"> 等人提出在激活函数前加入批归一化（Batch Normalization）层，将输入数据约束在较小范围内，随后使用多项式拟合激活函数，从而有效降低了同态加密中的边缘噪声增长[7]。</w:t>
       </w:r>
       <w:proofErr w:type="spellStart"/>
       <w:r>
+        <w:t>Hesamifard</w:t>
+      </w:r>
+      <w:proofErr w:type="spellEnd"/>
+      <w:r>
+        <w:t xml:space="preserve"> 等人提出的 </w:t>
+      </w:r>
+      <w:proofErr w:type="spellStart"/>
+      <w:r>
         <w:t>CryptoDL</w:t>
       </w:r>
       <w:proofErr w:type="spellEnd"/>
       <w:r>
-        <w:t xml:space="preserve"> 方案则系统性地评估了泰</w:t>
-      </w:r>
-      <w:proofErr w:type="gramStart"/>
-      <w:r>
-        <w:t>勒展开</w:t>
-      </w:r>
-      <w:proofErr w:type="gramEnd"/>
-      <w:r>
-        <w:t>与切比雪夫多项式对 CNN 中激活函数的逼近效果，并指</w:t>
-      </w:r>
-      <w:proofErr w:type="gramStart"/>
-      <w:r>
-        <w:t>出低次多项式</w:t>
-      </w:r>
-      <w:proofErr w:type="gramEnd"/>
-      <w:r>
-        <w:t>能够较好地平衡计算复杂度与分类精度[8]。</w:t>
-      </w:r>
-    </w:p>
-    <w:p>
+        <w:t xml:space="preserve"> 方案则系统性地评估了泰勒展开与切比雪夫多项式对 CNN 中激活函数的逼近效果，并指出低次多项式能够较好地平衡计算复杂度与分类精度[8]。</w:t>
+      </w:r>
+    </w:p>
+    <w:p>
+      <w:pPr>
+        <w:rPr>
+          <w:rFonts w:hint="eastAsia"/>
+        </w:rPr>
+      </w:pPr>
       <w:r>
         <w:t>近年来，为了进一步突破乘法深度的瓶颈，Lee 等人提出了针对激活函数的极小极大（Minimax）近似多项式组合技术[9]。国内学者在利用多项式逼近处理 Sigmoid 等具有中心对称特性的函数时，也逐渐认识到通过算法设计进行偶数次项截断，能够大幅减少密文的自乘次数[3]。然而，针对不使用自举（Bootstrapping-free）技术的轻量级网络，如何将这种“多项式截断策略”与底层密码学参数（如 CKKS 方案的多项式模数度数）进行端到端的硬核匹配，并量化极其微小的系数截断对最终分类精度的破坏，仍是当前研究中具有广阔挖掘空间的工程痛点。</w:t>
       </w:r>
@@ -336,9 +300,6 @@
           <w:ilvl w:val="0"/>
           <w:numId w:val="1"/>
         </w:numPr>
-        <w:rPr>
-          <w:rFonts w:hint="eastAsia"/>
-        </w:rPr>
       </w:pPr>
       <w:r>
         <w:t>1.3 本文主要研究内容与章节安排（明确聚焦非线性激活函数，验证方案的可行性及性能损失 ）</w:t>
@@ -347,6 +308,75 @@
     <w:p>
       <w:pPr>
         <w:rPr>
+          <w:rFonts w:hint="eastAsia"/>
+        </w:rPr>
+      </w:pPr>
+      <w:r>
+        <w:rPr>
+          <w:rFonts w:hint="eastAsia"/>
+        </w:rPr>
+        <w:t xml:space="preserve">本文围绕全同态加密环境下深度学习模型非线性激活函数难以直接计算的问题，研究基于低阶多项式逼近的 Sigmoid 激活函数同态化实现方法。首先，分析 CKKS 同态加密方案的近似数值计算机制及其乘法深度约束；其次，基于切比雪夫多项式构造 Sigmoid 函数的 3 阶与 5 阶低阶逼近形式，并通过误差指标量化其逼近效果；然后，在 Fashion-MNIST 数据集上构建轻量级 CNN 模型，将标准 Sigmoid 替换为多项式激活函数并重新训练，比较不同阶数对分类准确率的影响；最后，基于 </w:t>
+      </w:r>
+      <w:proofErr w:type="spellStart"/>
+      <w:r>
+        <w:rPr>
+          <w:rFonts w:hint="eastAsia"/>
+        </w:rPr>
+        <w:t>TenSEAL</w:t>
+      </w:r>
+      <w:proofErr w:type="spellEnd"/>
+      <w:r>
+        <w:rPr>
+          <w:rFonts w:hint="eastAsia"/>
+        </w:rPr>
+        <w:t xml:space="preserve"> 实现密文推理，评估同态加密引入的精度误差与时间开销。</w:t>
+      </w:r>
+    </w:p>
+    <w:p>
+      <w:pPr>
+        <w:rPr>
+          <w:rFonts w:hint="eastAsia"/>
+        </w:rPr>
+      </w:pPr>
+    </w:p>
+    <w:p>
+      <w:pPr>
+        <w:rPr>
+          <w:rFonts w:hint="eastAsia"/>
+        </w:rPr>
+      </w:pPr>
+      <w:r>
+        <w:rPr>
+          <w:rFonts w:hint="eastAsia"/>
+        </w:rPr>
+        <w:t xml:space="preserve">本文共分为六章。第一章介绍研究背景、研究意义、国内外研究现状以及论文结构安排；第二章阐述全同态加密、CKKS 方案和函数逼近相关理论基础；第三章给出 Sigmoid 函数的低阶多项式逼近方法与误差分析；第四章设计适配密文推理的轻量级 CNN，并在明文环境下验证多项式激活函数替换的分类效果；第五章基于 </w:t>
+      </w:r>
+      <w:proofErr w:type="spellStart"/>
+      <w:r>
+        <w:rPr>
+          <w:rFonts w:hint="eastAsia"/>
+        </w:rPr>
+        <w:t>TenSEAL</w:t>
+      </w:r>
+      <w:proofErr w:type="spellEnd"/>
+      <w:r>
+        <w:rPr>
+          <w:rFonts w:hint="eastAsia"/>
+        </w:rPr>
+        <w:t xml:space="preserve"> 实现密文推理实验，并分析其准确率和时间开销；第六章总结全文工作，并对后续研</w:t>
+      </w:r>
+      <w:r>
+        <w:rPr>
+          <w:rFonts w:hint="eastAsia"/>
+        </w:rPr>
+        <w:lastRenderedPageBreak/>
+        <w:t>究方向进行展望。</w:t>
+      </w:r>
+    </w:p>
+    <w:p>
+      <w:pPr>
+        <w:rPr>
+          <w:rFonts w:hint="eastAsia"/>
           <w:b/>
           <w:bCs/>
         </w:rPr>
@@ -375,12 +405,20 @@
           <w:ilvl w:val="0"/>
           <w:numId w:val="2"/>
         </w:numPr>
+        <w:rPr>
+          <w:rFonts w:hint="eastAsia"/>
+        </w:rPr>
       </w:pPr>
       <w:r>
         <w:t>2.1 全同态加密技术概述（定义密文加法与乘法构成的完备集 ）</w:t>
       </w:r>
     </w:p>
     <w:p>
+      <w:pPr>
+        <w:rPr>
+          <w:rFonts w:hint="eastAsia"/>
+        </w:rPr>
+      </w:pPr>
       <w:r>
         <w:rPr>
           <w:rFonts w:hint="eastAsia"/>
@@ -389,25 +427,31 @@
       </w:r>
     </w:p>
     <w:p>
+      <w:pPr>
+        <w:rPr>
+          <w:rFonts w:hint="eastAsia"/>
+        </w:rPr>
+      </w:pPr>
       <w:r>
         <w:t>全同态加密（Fully Homomorphic Encryption, FHE）被誉为密码学领域的“圣杯”。其核心特性在于：允许不可信的第三方在不获取解密密钥的前提下，直接对密文数据执行特定的代数运算，且运算结果解密后与在原始明文上执行相同操作的结果在数学上严格等价[11]。</w:t>
       </w:r>
     </w:p>
     <w:p>
-      <w:r>
-        <w:lastRenderedPageBreak/>
-        <w:t>同态加密的理论雏形最早由 Rivest 等人在 1978 年提出（即隐私同态）[12]。经过长期的演进，同态加密根据其支持的运算类型和深度，主要分为三类：部分同态加密（PHE，仅支持加法或乘法之一）、有限同态加密（SHE，支持</w:t>
-      </w:r>
-      <w:proofErr w:type="gramStart"/>
-      <w:r>
-        <w:t>有限次</w:t>
-      </w:r>
-      <w:proofErr w:type="gramEnd"/>
-      <w:r>
-        <w:t>加法和乘法）以及全同态加密（FHE）[13]。2009 年，Gentry 基于理想格理论并引入自举（Bootstrapping）技术，构造了人类历史上第一个真正的全同态加密方案，实现了理论上无限次的密文计算能力[14]。</w:t>
-      </w:r>
-    </w:p>
-    <w:p>
+      <w:pPr>
+        <w:rPr>
+          <w:rFonts w:hint="eastAsia"/>
+        </w:rPr>
+      </w:pPr>
+      <w:r>
+        <w:t>同态加密的理论雏形最早由 Rivest 等人在 1978 年提出（即隐私同态）[12]。经过长期的演进，同态加密根据其支持的运算类型和深度，主要分为三类：部分同态加密（PHE，仅支持加法或乘法之一）、有限同态加密（SHE，支持有限次加法和乘法）以及全同态加密（FHE）[13]。2009 年，Gentry 基于理想格理论并引入自举（Bootstrapping）技术，构造了人类历史上第一个真正的全同态加密方案，实现了理论上无限次的密文计算能力[14]。</w:t>
+      </w:r>
+    </w:p>
+    <w:p>
+      <w:pPr>
+        <w:rPr>
+          <w:rFonts w:hint="eastAsia"/>
+        </w:rPr>
+      </w:pPr>
       <w:r>
         <w:t>在代数结构上，FHE 方案支持的加法和乘法运算构成了一个有限环上的功能完备集。这意味着，理论上任何算术电路或布尔电路都可以仅用密文加法和密文乘法来等效表示[15]。这一特性构成了深度学习模型（如卷积神经网络）中大量线性运算（矩阵乘法与加法）在密文域中执行的理论基础。</w:t>
       </w:r>
@@ -425,12 +469,20 @@
           <w:ilvl w:val="0"/>
           <w:numId w:val="2"/>
         </w:numPr>
+        <w:rPr>
+          <w:rFonts w:hint="eastAsia"/>
+        </w:rPr>
       </w:pPr>
       <w:r>
         <w:t>2.2 CKKS同态加密方案原理（解释浮点数同态计算与乘法深度的限制）</w:t>
       </w:r>
     </w:p>
     <w:p>
+      <w:pPr>
+        <w:rPr>
+          <w:rFonts w:hint="eastAsia"/>
+        </w:rPr>
+      </w:pPr>
       <w:r>
         <w:rPr>
           <w:rFonts w:hint="eastAsia"/>
@@ -439,11 +491,21 @@
       </w:r>
     </w:p>
     <w:p>
+      <w:pPr>
+        <w:rPr>
+          <w:rFonts w:hint="eastAsia"/>
+        </w:rPr>
+      </w:pPr>
       <w:r>
         <w:t>在早期的 FHE 方案（如 BGV 或 BFV 方案）中，密文空间主要被设计用于精确的整数或布尔运算。然而，现代机器学习模型中的权重、偏置以及特征张量绝大多数为浮点数。为解决这一数据类型错配问题，Cheon 等人于 2017 年提出了 CKKS（Cheon-Kim-Kim-Song）同态加密方案[16]。</w:t>
       </w:r>
     </w:p>
     <w:p>
+      <w:pPr>
+        <w:rPr>
+          <w:rFonts w:hint="eastAsia"/>
+        </w:rPr>
+      </w:pPr>
       <w:r>
         <w:t>CKKS 方案是一种支持近似计算的全同态加密方案，其天然契合机器学习模型对浮点数精度具有一定容忍度的客观特性[17]。然而，在工程落地中，CKKS 方案面临着极其严苛的物理约束：</w:t>
       </w:r>
@@ -454,12 +516,16 @@
           <w:ilvl w:val="0"/>
           <w:numId w:val="20"/>
         </w:numPr>
+        <w:rPr>
+          <w:rFonts w:hint="eastAsia"/>
+        </w:rPr>
       </w:pPr>
       <w:r>
         <w:rPr>
           <w:b/>
           <w:bCs/>
         </w:rPr>
+        <w:lastRenderedPageBreak/>
         <w:t>缩放因子（Scaling Factor）与重缩放（Rescaling）</w:t>
       </w:r>
       <w:r>
@@ -539,6 +605,9 @@
           <w:ilvl w:val="0"/>
           <w:numId w:val="20"/>
         </w:numPr>
+        <w:rPr>
+          <w:rFonts w:hint="eastAsia"/>
+        </w:rPr>
       </w:pPr>
       <w:r>
         <w:rPr>
@@ -569,15 +638,7 @@
         </w:rPr>
       </w:pPr>
       <w:r>
-        <w:t>这一物理约束直接决定了：在不使用极其耗时的自</w:t>
-      </w:r>
-      <w:proofErr w:type="gramStart"/>
-      <w:r>
-        <w:t>举技术</w:t>
-      </w:r>
-      <w:proofErr w:type="gramEnd"/>
-      <w:r>
-        <w:t>的前提下，任何试图在密文域中计算深层非线性多项式的做法都是不可行的。</w:t>
+        <w:t>这一物理约束直接决定了：在不使用极其耗时的自举技术的前提下，任何试图在密文域中计算深层非线性多项式的做法都是不可行的。</w:t>
       </w:r>
     </w:p>
     <w:p>
@@ -586,60 +647,32 @@
           <w:ilvl w:val="0"/>
           <w:numId w:val="2"/>
         </w:numPr>
-      </w:pPr>
-      <w:r>
-        <w:t>2.3 机器学习中的非线性环节与Sigmoid函数（Sigmoid的物理意义及输出特</w:t>
-      </w:r>
-      <w:r>
-        <w:lastRenderedPageBreak/>
-        <w:t>性 ）</w:t>
-      </w:r>
-    </w:p>
-    <w:p>
-      <w:r>
-        <w:t>深度神经网络通常由线性变换层（如全连接层、卷积层）和非线性变换层（如激活函数、最大</w:t>
-      </w:r>
-      <w:proofErr w:type="gramStart"/>
-      <w:r>
-        <w:t>池化层</w:t>
-      </w:r>
-      <w:proofErr w:type="gramEnd"/>
-      <w:r>
-        <w:t>）交替堆叠而成[20]。其中，</w:t>
-      </w:r>
-      <w:proofErr w:type="gramStart"/>
-      <w:r>
-        <w:t>线性层仅涉及</w:t>
-      </w:r>
-      <w:proofErr w:type="gramEnd"/>
-      <w:r>
-        <w:t>输入特征与模型权重的乘加运算，与 FHE 的运算完备集天然兼容。然而，非线性层却构成</w:t>
-      </w:r>
-      <w:proofErr w:type="gramStart"/>
-      <w:r>
-        <w:t>了密态推理</w:t>
-      </w:r>
-      <w:proofErr w:type="gramEnd"/>
-      <w:r>
-        <w:t>的最大工程瓶颈。</w:t>
-      </w:r>
-    </w:p>
-    <w:p>
-      <w:pPr>
-        <w:rPr>
-          <w:rFonts w:hint="eastAsia"/>
-        </w:rPr>
-      </w:pPr>
-      <w:r>
-        <w:t>Sigmoid 函数是深度学习中</w:t>
-      </w:r>
-      <w:proofErr w:type="gramStart"/>
-      <w:r>
-        <w:t>最</w:t>
-      </w:r>
-      <w:proofErr w:type="gramEnd"/>
-      <w:r>
-        <w:t xml:space="preserve">经典的非线性激活函数之一，其数学定义为 </w:t>
+        <w:rPr>
+          <w:rFonts w:hint="eastAsia"/>
+        </w:rPr>
+      </w:pPr>
+      <w:r>
+        <w:t>2.3 机器学习中的非线性环节与Sigmoid函数（Sigmoid的物理意义及输出特性 ）</w:t>
+      </w:r>
+    </w:p>
+    <w:p>
+      <w:pPr>
+        <w:rPr>
+          <w:rFonts w:hint="eastAsia"/>
+        </w:rPr>
+      </w:pPr>
+      <w:r>
+        <w:t>深度神经网络通常由线性变换层（如全连接层、卷积层）和非线性变换层（如激活函数、最大池化层）交替堆叠而成[20]。其中，线性层仅涉及输入特征与模型权重的乘加运算，与 FHE 的运算完备集天然兼容。然而，非线性层却构成了密态推理的最大工程瓶颈。</w:t>
+      </w:r>
+    </w:p>
+    <w:p>
+      <w:pPr>
+        <w:rPr>
+          <w:rFonts w:hint="eastAsia"/>
+        </w:rPr>
+      </w:pPr>
+      <w:r>
+        <w:t xml:space="preserve">Sigmoid 函数是深度学习中最经典的非线性激活函数之一，其数学定义为 </w:t>
       </w:r>
       <m:oMath>
         <m:r>
@@ -778,25 +811,30 @@
           <w:ilvl w:val="0"/>
           <w:numId w:val="2"/>
         </w:numPr>
-      </w:pPr>
-      <w:r>
-        <w:t>2.4 函数逼近理论分析（对比泰</w:t>
-      </w:r>
-      <w:proofErr w:type="gramStart"/>
-      <w:r>
-        <w:t>勒展开</w:t>
-      </w:r>
-      <w:proofErr w:type="gramEnd"/>
-      <w:r>
-        <w:t>与基于切比雪夫级数的最佳一致逼近 ）</w:t>
-      </w:r>
-    </w:p>
-    <w:p>
+        <w:rPr>
+          <w:rFonts w:hint="eastAsia"/>
+        </w:rPr>
+      </w:pPr>
+      <w:r>
+        <w:t>2.4 函数逼近理论分析（对比泰勒展开与基于切比雪夫级数的最佳一致逼近 ）</w:t>
+      </w:r>
+    </w:p>
+    <w:p>
+      <w:pPr>
+        <w:rPr>
+          <w:rFonts w:hint="eastAsia"/>
+        </w:rPr>
+      </w:pPr>
       <w:r>
         <w:t>将超越函数转化为多项式，在数值分析中存在两种经典路径：局部逼近与全局逼近。</w:t>
       </w:r>
     </w:p>
     <w:p>
+      <w:pPr>
+        <w:rPr>
+          <w:rFonts w:hint="eastAsia"/>
+        </w:rPr>
+      </w:pPr>
       <w:r>
         <w:rPr>
           <w:b/>
@@ -805,15 +843,7 @@
         <w:t>2.4.1 泰勒展开（Taylor Expansion）的局限性</w:t>
       </w:r>
       <w:r>
-        <w:t xml:space="preserve"> 泰</w:t>
-      </w:r>
-      <w:proofErr w:type="gramStart"/>
-      <w:r>
-        <w:t>勒展开</w:t>
-      </w:r>
-      <w:proofErr w:type="gramEnd"/>
-      <w:r>
-        <w:t xml:space="preserve">是最直观的多项式转换方法，其核心是在特定点（如 </w:t>
+        <w:t xml:space="preserve"> 泰勒展开是最直观的多项式转换方法，其核心是在特定点（如 </w:t>
       </w:r>
       <m:oMath>
         <m:r>
@@ -824,50 +854,15 @@
         </m:r>
       </m:oMath>
       <w:r>
-        <w:t>）附近利用函数</w:t>
-      </w:r>
-      <w:proofErr w:type="gramStart"/>
-      <w:r>
-        <w:t>及其各阶导数</w:t>
-      </w:r>
-      <w:proofErr w:type="gramEnd"/>
-      <w:r>
-        <w:t>构造多项式[22]。然而，泰</w:t>
-      </w:r>
-      <w:proofErr w:type="gramStart"/>
-      <w:r>
-        <w:t>勒展开</w:t>
-      </w:r>
-      <w:proofErr w:type="gramEnd"/>
-      <w:r>
-        <w:t>属于局部逼近，其收敛性极度依赖于自变量偏离展开中心的距离。在神经网络推理中，随着网络层数的加深，输入到激活函数层的特征值分布方差往往较大。对于偏离零点较远的数据，泰</w:t>
-      </w:r>
-      <w:proofErr w:type="gramStart"/>
-      <w:r>
-        <w:t>勒展开会</w:t>
-      </w:r>
-      <w:proofErr w:type="gramEnd"/>
-      <w:r>
-        <w:t>出现龙格现象（Runge's phenomenon），导致截断误差呈</w:t>
-      </w:r>
-      <w:proofErr w:type="gramStart"/>
-      <w:r>
-        <w:t>指数级</w:t>
-      </w:r>
-      <w:proofErr w:type="gramEnd"/>
-      <w:r>
-        <w:t>放大，进而引发</w:t>
-      </w:r>
-      <w:proofErr w:type="gramStart"/>
-      <w:r>
-        <w:t>密态前</w:t>
-      </w:r>
-      <w:proofErr w:type="gramEnd"/>
-      <w:r>
-        <w:t>向传播中的梯度和特征彻底崩溃。</w:t>
-      </w:r>
-    </w:p>
-    <w:p>
+        <w:t>）附近利用函数及其各阶导数构造多项式[22]。然而，泰勒展开属于局部逼近，其收敛性极度依赖于自变量偏离展开中心的距离。在神经网络推理中，随着网络层数的加深，输入到激活函数层的特征值分布方差往往较大。对于偏离零点较远的数据，泰勒展开会出现龙格现象（Runge's phenomenon），导致截断误差呈指数级放大，进而引发密态前向传播中的梯度和特征彻底崩溃。</w:t>
+      </w:r>
+    </w:p>
+    <w:p>
+      <w:pPr>
+        <w:rPr>
+          <w:rFonts w:hint="eastAsia"/>
+        </w:rPr>
+      </w:pPr>
       <w:r>
         <w:rPr>
           <w:b/>
@@ -876,7 +871,11 @@
         <w:t>2.4.2 基于切比雪夫级数的最佳一致逼近（Minimax Approximation）</w:t>
       </w:r>
       <w:r>
-        <w:t xml:space="preserve"> 为克服局部误差爆炸的问题，本研究引入最佳一致逼近理论。其核心优化目标是在给定的目标区间 </w:t>
+        <w:t xml:space="preserve"> 为克服局部误</w:t>
+      </w:r>
+      <w:r>
+        <w:lastRenderedPageBreak/>
+        <w:t xml:space="preserve">差爆炸的问题，本研究引入最佳一致逼近理论。其核心优化目标是在给定的目标区间 </w:t>
       </w:r>
       <m:oMath>
         <m:d>
@@ -1132,15 +1131,7 @@
         </w:rPr>
       </w:pPr>
       <w:r>
-        <w:t>切比雪夫级数（Chebyshev Series）是实现最佳一致逼近的高效数值工具。其根在区间边缘分布更为密集，能够极大地抑制多项式两端的误差震荡[24]。同时，考虑到前述 CKKS 方案对“乘法深度”的严苛限制，逼近多项式的</w:t>
-      </w:r>
-      <w:proofErr w:type="gramStart"/>
-      <w:r>
-        <w:t>最高阶数必须</w:t>
-      </w:r>
-      <w:proofErr w:type="gramEnd"/>
-      <w:r>
-        <w:t>被控制在极低水平（如 3 阶或 5 阶）。因此，通过切比雪夫理论寻找在有限深度约束下、具有全局最小误差的低阶多项式，构成了后续章节网络重构的核心理论抓手。</w:t>
+        <w:t>切比雪夫级数（Chebyshev Series）是实现最佳一致逼近的高效数值工具。其根在区间边缘分布更为密集，能够极大地抑制多项式两端的误差震荡[24]。同时，考虑到前述 CKKS 方案对“乘法深度”的严苛限制，逼近多项式的最高阶数必须被控制在极低水平（如 3 阶或 5 阶）。因此，通过切比雪夫理论寻找在有限深度约束下、具有全局最小误差的低阶多项式，构成了后续章节网络重构的核心理论抓手。</w:t>
       </w:r>
     </w:p>
     <w:p>
@@ -1205,11 +1196,7 @@
         </w:rPr>
       </w:pPr>
       <w:r>
-        <w:t>在全同态加密（Fully Homomorphic Encryption, FHE）的理论框架下，尤其是在支持浮点数近似计算的 CKKS 方案中，密文空间上的运算被严格限制为加法（Addition）与</w:t>
-      </w:r>
-      <w:r>
-        <w:lastRenderedPageBreak/>
-        <w:t xml:space="preserve">乘法（Multiplication）[4]。这两种基本运算在数学上构成了一个环（Ring），能够图灵完备地表达任何多项式计算。然而，大多数经典机器学习模型中的非线性激活函数，如 Sigmoid 函数 </w:t>
+        <w:t xml:space="preserve">在全同态加密（Fully Homomorphic Encryption, FHE）的理论框架下，尤其是在支持浮点数近似计算的 CKKS 方案中，密文空间上的运算被严格限制为加法（Addition）与乘法（Multiplication）[4]。这两种基本运算在数学上构成了一个环（Ring），能够图灵完备地表达任何多项式计算。然而，大多数经典机器学习模型中的非线性激活函数，如 Sigmoid 函数 </w:t>
       </w:r>
       <m:oMath>
         <m:r>
@@ -1361,39 +1348,7 @@
         </m:r>
       </m:oMath>
       <w:r>
-        <w:t>）处匹配函数</w:t>
-      </w:r>
-      <w:proofErr w:type="gramStart"/>
-      <w:r>
-        <w:t>及其各阶导数</w:t>
-      </w:r>
-      <w:proofErr w:type="gramEnd"/>
-      <w:r>
-        <w:t>[1]。虽然泰</w:t>
-      </w:r>
-      <w:proofErr w:type="gramStart"/>
-      <w:r>
-        <w:t>勒展开</w:t>
-      </w:r>
-      <w:proofErr w:type="gramEnd"/>
-      <w:r>
-        <w:t>在展开点附近具有极高的精度，但其截断误差会随着自变量偏离展开点而呈</w:t>
-      </w:r>
-      <w:proofErr w:type="gramStart"/>
-      <w:r>
-        <w:t>指数级</w:t>
-      </w:r>
-      <w:proofErr w:type="gramEnd"/>
-      <w:r>
-        <w:t>快速放大（即龙格现象，Runge's phenomenon）。在深层神经网络中，随着网络层数的加深，输入到激活函数的特征值分布往往具有较大的方差，偏离零点的数据点极易受到泰</w:t>
-      </w:r>
-      <w:proofErr w:type="gramStart"/>
-      <w:r>
-        <w:t>勒展开</w:t>
-      </w:r>
-      <w:proofErr w:type="gramEnd"/>
-      <w:r>
-        <w:t>边缘误差的剧烈影响，进而导致模型在密文推理阶段产生严重的梯度消失或分类失效。</w:t>
+        <w:t>）处匹配函数及其各阶导数[1]。虽然泰勒展开在展开点附近具有极高的精度，但其截断误差会随着自变量偏离展开点而呈指数级快速放大（即龙格现象，Runge's phenomenon）。在深层神经网络中，随着网络层数的加深，输入到激活函数的特征值分布往往具有较大的方差，偏离零点的数据点极易受到泰勒展开边缘误差的剧烈影响，进而导致模型在密文推理阶段产生严重的梯度消失或分类失效。</w:t>
       </w:r>
     </w:p>
     <w:p>
@@ -1972,15 +1927,7 @@
         </m:sSub>
       </m:oMath>
       <w:r>
-        <w:t xml:space="preserve"> </w:t>
-      </w:r>
-      <w:proofErr w:type="gramStart"/>
-      <w:r>
-        <w:t>表示阶数不</w:t>
-      </w:r>
-      <w:proofErr w:type="gramEnd"/>
-      <w:r>
-        <w:t xml:space="preserve">超过 </w:t>
+        <w:t xml:space="preserve"> 表示阶数不超过 </w:t>
       </w:r>
       <m:oMath>
         <m:r>
@@ -2020,7 +1967,11 @@
         </m:d>
       </m:oMath>
       <w:r>
-        <w:t xml:space="preserve"> 为目标函数。该优化目标的物理意义在于：在给定的区间 </w:t>
+        <w:t xml:space="preserve"> 为目标函数。该优化目标的物理意</w:t>
+      </w:r>
+      <w:r>
+        <w:lastRenderedPageBreak/>
+        <w:t xml:space="preserve">义在于：在给定的区间 </w:t>
       </w:r>
       <m:oMath>
         <m:d>
@@ -2131,15 +2082,7 @@
         </m:d>
       </m:oMath>
       <w:r>
-        <w:t xml:space="preserve"> 上具有</w:t>
-      </w:r>
-      <w:proofErr w:type="gramStart"/>
-      <w:r>
-        <w:t>最小带权最大</w:t>
-      </w:r>
-      <w:proofErr w:type="gramEnd"/>
-      <w:r>
-        <w:t>范数的首一多项式，其根的分布（切比雪夫节点）能够有效抑制区间边缘的误差震荡。</w:t>
+        <w:t xml:space="preserve"> 上具有最小带权最大范数的首一多项式，其根的分布（切比雪夫节点）能够有效抑制区间边缘的误差震荡。</w:t>
       </w:r>
     </w:p>
     <w:p>
@@ -2778,11 +2721,7 @@
         </m:d>
       </m:oMath>
       <w:r>
-        <w:t>。然而，在实际的卷积神经网</w:t>
-      </w:r>
-      <w:r>
-        <w:lastRenderedPageBreak/>
-        <w:t xml:space="preserve">络（CNN）推理过程中，前置卷积层或批归一化（Batch Normalization）层输出的特征张量，其数值分布极少完美落在该标准区间内。若强行使用基于 </w:t>
+        <w:t xml:space="preserve">。然而，在实际的卷积神经网络（CNN）推理过程中，前置卷积层或批归一化（Batch Normalization）层输出的特征张量，其数值分布极少完美落在该标准区间内。若强行使用基于 </w:t>
       </w:r>
       <m:oMath>
         <m:d>
@@ -3664,15 +3603,7 @@
         </m:sSub>
       </m:oMath>
       <w:r>
-        <w:t xml:space="preserve"> 由</w:t>
-      </w:r>
-      <w:proofErr w:type="gramStart"/>
-      <w:r>
-        <w:t>带权积分</w:t>
-      </w:r>
-      <w:proofErr w:type="gramEnd"/>
-      <w:r>
-        <w:t>内积计算得出：</w:t>
+        <w:t xml:space="preserve"> 由带权积分内积计算得出：</w:t>
       </w:r>
     </w:p>
     <w:p>
@@ -4057,7 +3988,11 @@
         </m:d>
       </m:oMath>
       <w:r>
-        <w:t xml:space="preserve"> 后，为了能够在神经网络前向传播中直接对原始特征 </w:t>
+        <w:t xml:space="preserve"> 后，为了能够在神经网络前向传播中</w:t>
+      </w:r>
+      <w:r>
+        <w:lastRenderedPageBreak/>
+        <w:t xml:space="preserve">直接对原始特征 </w:t>
       </w:r>
       <m:oMath>
         <m:r>
@@ -4116,15 +4051,7 @@
         </m:f>
       </m:oMath>
       <w:r>
-        <w:t xml:space="preserve"> </w:t>
-      </w:r>
-      <w:proofErr w:type="gramStart"/>
-      <w:r>
-        <w:t>代回原</w:t>
-      </w:r>
-      <w:proofErr w:type="gramEnd"/>
-      <w:r>
-        <w:t xml:space="preserve">式，进行代数化简，最终重构出关于 </w:t>
+        <w:t xml:space="preserve"> 代回原式，进行代数化简，最终重构出关于 </w:t>
       </w:r>
       <m:oMath>
         <m:r>
@@ -4135,15 +4062,7 @@
         </m:r>
       </m:oMath>
       <w:r>
-        <w:t xml:space="preserve"> 的标准</w:t>
-      </w:r>
-      <w:proofErr w:type="gramStart"/>
-      <w:r>
-        <w:t>幂</w:t>
-      </w:r>
-      <w:proofErr w:type="gramEnd"/>
-      <w:r>
-        <w:t xml:space="preserve">基多项式形式 </w:t>
+        <w:t xml:space="preserve"> 的标准幂基多项式形式 </w:t>
       </w:r>
       <m:oMath>
         <m:r>
@@ -4318,23 +4237,7 @@
         </w:rPr>
       </w:pPr>
       <w:r>
-        <w:t>明确了数学基础后，需结合同态加密的具体物理约束进行工程化求解。同态加密方案有两个基本特征：该方案支持的函数的最大次数，以及每次同态运算后密文的长度增加量。第一个属性定义了该方案能够正确进行密文计算的函数。如果方案支持评估特定深度的电路，并且是具有特定次数的所有函数的集合，那么密文长度的上限与该次数无关。这意味着，多项式的最高次</w:t>
-      </w:r>
-      <w:proofErr w:type="gramStart"/>
-      <w:r>
-        <w:t>幂</w:t>
-      </w:r>
-      <w:proofErr w:type="gramEnd"/>
-      <w:r>
-        <w:t>直接决定了同态运算的“乘法深度”。在没有自举（Bootstrapping）操作的层次型全同态方案中，深度的增加会导致密文噪声的</w:t>
-      </w:r>
-      <w:proofErr w:type="gramStart"/>
-      <w:r>
-        <w:t>指数级</w:t>
-      </w:r>
-      <w:proofErr w:type="gramEnd"/>
-      <w:r>
-        <w:t>累积。因此，高阶逼近虽然精度高，但会导致密文解密失败；我们必须寻求极低阶的逼近方案。</w:t>
+        <w:t>明确了数学基础后，需结合同态加密的具体物理约束进行工程化求解。同态加密方案有两个基本特征：该方案支持的函数的最大次数，以及每次同态运算后密文的长度增加量。第一个属性定义了该方案能够正确进行密文计算的函数。如果方案支持评估特定深度的电路，并且是具有特定次数的所有函数的集合，那么密文长度的上限与该次数无关。这意味着，多项式的最高次幂直接决定了同态运算的“乘法深度”。在没有自举（Bootstrapping）操作的层次型全同态方案中，深度的增加会导致密文噪声的指数级累积。因此，高阶逼近虽然精度高，但会导致密文解密失败；我们必须寻求极低阶的逼近方案。</w:t>
       </w:r>
     </w:p>
     <w:p>
@@ -4348,7 +4251,6 @@
           <w:b/>
           <w:bCs/>
         </w:rPr>
-        <w:lastRenderedPageBreak/>
         <w:t>3.2.1 Sigmoid的奇偶对称性分析</w:t>
       </w:r>
     </w:p>
@@ -5216,15 +5118,7 @@
         </m:r>
       </m:oMath>
       <w:r>
-        <w:t>）上，对其进行逼近时，多项式展开式中所有的偶数次</w:t>
-      </w:r>
-      <w:proofErr w:type="gramStart"/>
-      <w:r>
-        <w:t>幂</w:t>
-      </w:r>
-      <w:proofErr w:type="gramEnd"/>
-      <w:r>
-        <w:t>项（</w:t>
+        <w:t>）上，对其进行逼近时，多项式展开式中所有的偶数次幂项（</w:t>
       </w:r>
       <m:oMath>
         <m:sSup>
@@ -5355,15 +5249,7 @@
         </w:rPr>
       </w:pPr>
       <w:r>
-        <w:t xml:space="preserve">利用 Python 数值分析库进行最佳一致逼近求解时，结果显示 3 </w:t>
-      </w:r>
-      <w:proofErr w:type="gramStart"/>
-      <w:r>
-        <w:t>阶和</w:t>
-      </w:r>
-      <w:proofErr w:type="gramEnd"/>
-      <w:r>
-        <w:t xml:space="preserve"> 5 阶多项式的偶数次项系数（</w:t>
+        <w:t>利用 Python 数值分析库进行最佳一致逼近求解时，结果显示 3 阶和 5 阶多项式的偶数次项系数（</w:t>
       </w:r>
       <m:oMath>
         <m:sSub>
@@ -5475,15 +5361,7 @@
         </m:sSup>
       </m:oMath>
       <w:r>
-        <w:t xml:space="preserve"> 数量级。这些</w:t>
-      </w:r>
-      <w:proofErr w:type="gramStart"/>
-      <w:r>
-        <w:t>微小非零值</w:t>
-      </w:r>
-      <w:proofErr w:type="gramEnd"/>
-      <w:r>
-        <w:t>的产生完全归因于底层浮点运算的机器精度误差。</w:t>
+        <w:t xml:space="preserve"> 数量级。这些微小非零值的产生完全归因于底层浮点运算的机器精度误差。</w:t>
       </w:r>
     </w:p>
     <w:p>
@@ -5546,7 +5424,11 @@
         <w:t>强制截断策略</w:t>
       </w:r>
       <w:r>
-        <w:t>：在提取多项式系数时，人为引入硬阈值滤波，直接将所有由于浮点误差产生的极小偶数次项系数置零。</w:t>
+        <w:t>：在提取多项式系数时，人为引入硬阈值滤波，直接将所有由于浮</w:t>
+      </w:r>
+      <w:r>
+        <w:lastRenderedPageBreak/>
+        <w:t>点误差产生的极小偶数次项系数置零。</w:t>
       </w:r>
     </w:p>
     <w:p>
@@ -6233,7 +6115,6 @@
           <w:b/>
           <w:bCs/>
         </w:rPr>
-        <w:lastRenderedPageBreak/>
         <w:t>3.3.1 数学误差量化指标对比</w:t>
       </w:r>
     </w:p>
@@ -6561,23 +6442,7 @@
           <w:b/>
           <w:bCs/>
         </w:rPr>
-        <w:t xml:space="preserve">3.3.2 </w:t>
-      </w:r>
-      <w:proofErr w:type="gramStart"/>
-      <w:r>
-        <w:rPr>
-          <w:b/>
-          <w:bCs/>
-        </w:rPr>
-        <w:t>同态算力与</w:t>
-      </w:r>
-      <w:proofErr w:type="gramEnd"/>
-      <w:r>
-        <w:rPr>
-          <w:b/>
-          <w:bCs/>
-        </w:rPr>
-        <w:t>精度的客观权衡（Trade-off）</w:t>
+        <w:t>3.3.2 同态算力与精度的客观权衡（Trade-off）</w:t>
       </w:r>
     </w:p>
     <w:p>
@@ -6853,15 +6718,7 @@
         </m:d>
       </m:oMath>
       <w:r>
-        <w:t xml:space="preserve"> 时，</w:t>
-      </w:r>
-      <w:proofErr w:type="gramStart"/>
-      <w:r>
-        <w:t>密文需</w:t>
-      </w:r>
-      <w:proofErr w:type="gramEnd"/>
-      <w:r>
-        <w:t xml:space="preserve">计算至 </w:t>
+        <w:t xml:space="preserve"> 时，密文需计算至 </w:t>
       </w:r>
       <m:oMath>
         <m:sSup>
@@ -7102,23 +6959,7 @@
         </w:rPr>
       </w:pPr>
       <w:r>
-        <w:t>基于上述客观评估，本研究</w:t>
-      </w:r>
-      <w:proofErr w:type="gramStart"/>
-      <w:r>
-        <w:t>不</w:t>
-      </w:r>
-      <w:proofErr w:type="gramEnd"/>
-      <w:r>
-        <w:t>预先武断地判定</w:t>
-      </w:r>
-      <w:proofErr w:type="gramStart"/>
-      <w:r>
-        <w:t>哪种阶数更优</w:t>
-      </w:r>
-      <w:proofErr w:type="gramEnd"/>
-      <w:r>
-        <w:t xml:space="preserve">，而是将 </w:t>
+        <w:t xml:space="preserve">基于上述客观评估，本研究不预先武断地判定哪种阶数更优，而是将 </w:t>
       </w:r>
       <m:oMath>
         <m:sSub>
@@ -7228,7 +7069,11 @@
         </m:d>
       </m:oMath>
       <w:r>
-        <w:t xml:space="preserve"> 均作为候选策略。在接下来的章节中，这两种多项式将被实际植入卷积神经网络中，通过观察明文训练后的准确率波动，最终敲定能兼顾“模型分类能力”与“同态计算深度”的最优解。</w:t>
+        <w:t xml:space="preserve"> </w:t>
+      </w:r>
+      <w:r>
+        <w:lastRenderedPageBreak/>
+        <w:t>均作为候选策略。在接下来的章节中，这两种多项式将被实际植入卷积神经网络中，通过观察明文训练后的准确率波动，最终敲定能兼顾“模型分类能力”与“同态计算深度”的最优解。</w:t>
       </w:r>
     </w:p>
     <w:p>
@@ -7288,24 +7133,7 @@
       </w:r>
       <w:proofErr w:type="spellEnd"/>
       <w:r>
-        <w:t>）应用于同态加密方案往往面临计算复杂度和性能开销方面的显著劣势 。当模型迁移至 FHE 密文域执行推理时，常规的深度学习设计准则必须向底层的密码学特性妥协。高精度逼近往往需要较高的多项式阶数，这会极大增加同态加密的计算深度和耗时。为确保密文推理</w:t>
-      </w:r>
-      <w:proofErr w:type="gramStart"/>
-      <w:r>
-        <w:t>的算力可行性</w:t>
-      </w:r>
-      <w:proofErr w:type="gramEnd"/>
-      <w:r>
-        <w:t>与解密正确率，本研究对 CNN 架构进行了针对性</w:t>
-      </w:r>
-      <w:proofErr w:type="gramStart"/>
-      <w:r>
-        <w:t>的降维设计</w:t>
-      </w:r>
-      <w:proofErr w:type="gramEnd"/>
-      <w:r>
-        <w:lastRenderedPageBreak/>
-        <w:t>与算子同态化重构。</w:t>
+        <w:t>）应用于同态加密方案往往面临计算复杂度和性能开销方面的显著劣势 。当模型迁移至 FHE 密文域执行推理时，常规的深度学习设计准则必须向底层的密码学特性妥协。高精度逼近往往需要较高的多项式阶数，这会极大增加同态加密的计算深度和耗时。为确保密文推理的算力可行性与解密正确率，本研究对 CNN 架构进行了针对性的降维设计与算子同态化重构。</w:t>
       </w:r>
     </w:p>
     <w:p>
@@ -7350,15 +7178,7 @@
         <w:t>最大池化（Max Pooling）的剔除</w:t>
       </w:r>
       <w:r>
-        <w:t>：Max Pooling 本质上是一个非线性的比较操作。在仅支持加法和乘法运算的全同态加密完备集中，比较操作需要极其深度的多项式来近似，计算开销呈</w:t>
-      </w:r>
-      <w:proofErr w:type="gramStart"/>
-      <w:r>
-        <w:t>指数级</w:t>
-      </w:r>
-      <w:proofErr w:type="gramEnd"/>
-      <w:r>
-        <w:t>增长。因此，本设计中所有的池化层均被强制替换为</w:t>
+        <w:t>：Max Pooling 本质上是一个非线性的比较操作。在仅支持加法和乘法运算的全同态加密完备集中，比较操作需要极其深度的多项式来近似，计算开销呈指数级增长。因此，本设计中所有的池化层均被强制替换为</w:t>
       </w:r>
       <w:r>
         <w:rPr>
@@ -7523,15 +7343,7 @@
         </w:rPr>
       </w:pPr>
       <w:r>
-        <w:t>基于上述同态约束，并结合乘法深度（Multiplicative Depth）的严格限制，本研究针对 Fashion-MNIST 图像数据集（28×28 灰度图像，10 分类任务），设计了一个</w:t>
-      </w:r>
-      <w:proofErr w:type="gramStart"/>
-      <w:r>
-        <w:t>极</w:t>
-      </w:r>
-      <w:proofErr w:type="gramEnd"/>
-      <w:r>
-        <w:t>简的轻量级 CNN 模型作为验证载体。网络的具体拓扑结构定义及深度消耗评估如下：</w:t>
+        <w:t>基于上述同态约束，并结合乘法深度（Multiplicative Depth）的严格限制，本研究针对 Fashion-MNIST 图像数据集（28×28 灰度图像，10 分类任务），设计了一个极简的轻量级 CNN 模型作为验证载体。网络的具体拓扑结构定义及深度消耗评估如下：</w:t>
       </w:r>
     </w:p>
     <w:p>
@@ -7552,15 +7364,7 @@
         <w:t>输入层</w:t>
       </w:r>
       <w:r>
-        <w:t>：接收 1</w:t>
-      </w:r>
-      <w:proofErr w:type="gramStart"/>
-      <w:r>
-        <w:t>×28×28</w:t>
-      </w:r>
-      <w:proofErr w:type="gramEnd"/>
-      <w:r>
-        <w:t xml:space="preserve"> 的归一化图像张量。</w:t>
+        <w:t>：接收 1×28×28 的归一化图像张量。</w:t>
       </w:r>
     </w:p>
     <w:p>
@@ -7578,26 +7382,11 @@
           <w:b/>
           <w:bCs/>
         </w:rPr>
+        <w:lastRenderedPageBreak/>
         <w:t>卷积层 1 (Conv1)</w:t>
       </w:r>
       <w:r>
-        <w:t xml:space="preserve">：采用 4 </w:t>
-      </w:r>
-      <w:proofErr w:type="gramStart"/>
-      <w:r>
-        <w:t>个</w:t>
-      </w:r>
-      <w:proofErr w:type="gramEnd"/>
-      <w:r>
-        <w:t xml:space="preserve"> 5×5 的卷积核，步长设定为 2，无填充（Padding=0）。此层利用步长直接实现了特征图的初步降维，输出维度为 4</w:t>
-      </w:r>
-      <w:proofErr w:type="gramStart"/>
-      <w:r>
-        <w:t>×12×12</w:t>
-      </w:r>
-      <w:proofErr w:type="gramEnd"/>
-      <w:r>
-        <w:t>。由于卷积操作在此阶段仅包含明文权重与密文输入的乘加运算，</w:t>
+        <w:t>：采用 4 个 5×5 的卷积核，步长设定为 2，无填充（Padding=0）。此层利用步长直接实现了特征图的初步降维，输出维度为 4×12×12。由于卷积操作在此阶段仅包含明文权重与密文输入的乘加运算，</w:t>
       </w:r>
       <w:r>
         <w:rPr>
@@ -7806,15 +7595,7 @@
         <w:t>全连接层 1 (FC1)</w:t>
       </w:r>
       <w:r>
-        <w:t xml:space="preserve">：将特征图展平后（维度 144），线性映射至 64 </w:t>
-      </w:r>
-      <w:proofErr w:type="gramStart"/>
-      <w:r>
-        <w:t>个</w:t>
-      </w:r>
-      <w:proofErr w:type="gramEnd"/>
-      <w:r>
-        <w:t>神经元。此步骤同样为明文与密文的矩阵乘法，深度消耗为 0。</w:t>
+        <w:t>：将特征图展平后（维度 144），线性映射至 64 个神经元。此步骤同样为明文与密文的矩阵乘法，深度消耗为 0。</w:t>
       </w:r>
     </w:p>
     <w:p>
@@ -7896,15 +7677,7 @@
         <w:t>输出层 (FC2)</w:t>
       </w:r>
       <w:r>
-        <w:t xml:space="preserve">：全连接映射至 10 </w:t>
-      </w:r>
-      <w:proofErr w:type="gramStart"/>
-      <w:r>
-        <w:t>个</w:t>
-      </w:r>
-      <w:proofErr w:type="gramEnd"/>
-      <w:r>
-        <w:t>神经元对应分类类别，输出最终结果。</w:t>
+        <w:t>：全连接映射至 10 个神经元对应分类类别，输出最终结果。</w:t>
       </w:r>
     </w:p>
     <w:p>
@@ -7976,11 +7749,7 @@
         </m:d>
       </m:oMath>
       <w:r>
-        <w:t xml:space="preserve"> 进行逼近，整个密文前向传播的累积密文乘法深度被严格控制在 4 层</w:t>
-      </w:r>
-      <w:r>
-        <w:lastRenderedPageBreak/>
-        <w:t>（</w:t>
+        <w:t xml:space="preserve"> 进行逼近，整个密文前向传播的累积密文乘法深度被严格控制在 4 层（</w:t>
       </w:r>
       <m:oMath>
         <m:r>
@@ -8011,12 +7780,20 @@
           <w:ilvl w:val="0"/>
           <w:numId w:val="4"/>
         </w:numPr>
+        <w:rPr>
+          <w:rFonts w:hint="eastAsia"/>
+        </w:rPr>
       </w:pPr>
       <w:r>
         <w:t>4.2 多项式激活函数的网络嵌入与重新训练</w:t>
       </w:r>
     </w:p>
     <w:p>
+      <w:pPr>
+        <w:rPr>
+          <w:rFonts w:hint="eastAsia"/>
+        </w:rPr>
+      </w:pPr>
       <w:r>
         <w:rPr>
           <w:rFonts w:hint="eastAsia"/>
@@ -8155,6 +7932,11 @@
       </w:r>
     </w:p>
     <w:p>
+      <w:pPr>
+        <w:rPr>
+          <w:rFonts w:hint="eastAsia"/>
+        </w:rPr>
+      </w:pPr>
       <w:r>
         <w:rPr>
           <w:b/>
@@ -8164,6 +7946,11 @@
       </w:r>
     </w:p>
     <w:p>
+      <w:pPr>
+        <w:rPr>
+          <w:rFonts w:hint="eastAsia"/>
+        </w:rPr>
+      </w:pPr>
       <w:r>
         <w:t xml:space="preserve">在 </w:t>
       </w:r>
@@ -8193,6 +7980,11 @@
       </w:r>
     </w:p>
     <w:p>
+      <w:pPr>
+        <w:rPr>
+          <w:rFonts w:hint="eastAsia"/>
+        </w:rPr>
+      </w:pPr>
       <w:r>
         <w:t>在嵌入过程中，一个严谨的工程约束是：</w:t>
       </w:r>
@@ -8327,6 +8119,11 @@
       </w:r>
     </w:p>
     <w:p>
+      <w:pPr>
+        <w:rPr>
+          <w:rFonts w:hint="eastAsia"/>
+        </w:rPr>
+      </w:pPr>
       <w:r>
         <w:rPr>
           <w:b/>
@@ -8336,19 +8133,22 @@
       </w:r>
     </w:p>
     <w:p>
-      <w:r>
-        <w:t>在理论探讨中，一种直观的设想是：直接在一个已经用标准 Sigmoid 训练好的</w:t>
-      </w:r>
-      <w:proofErr w:type="gramStart"/>
-      <w:r>
-        <w:t>预训练</w:t>
-      </w:r>
-      <w:proofErr w:type="gramEnd"/>
-      <w:r>
-        <w:t>模型上，将其激活函数强行替换为多项式，然后直接进行密文推理。然而，这种“直接替换”（Direct Replacement）在客观上是不可行的。</w:t>
-      </w:r>
-    </w:p>
-    <w:p>
+      <w:pPr>
+        <w:rPr>
+          <w:rFonts w:hint="eastAsia"/>
+        </w:rPr>
+      </w:pPr>
+      <w:r>
+        <w:lastRenderedPageBreak/>
+        <w:t>在理论探讨中，一种直观的设想是：直接在一个已经用标准 Sigmoid 训练好的预训练模型上，将其激活函数强行替换为多项式，然后直接进行密文推理。然而，这种“直接替换”（Direct Replacement）在客观上是不可行的。</w:t>
+      </w:r>
+    </w:p>
+    <w:p>
+      <w:pPr>
+        <w:rPr>
+          <w:rFonts w:hint="eastAsia"/>
+        </w:rPr>
+      </w:pPr>
       <w:r>
         <w:t xml:space="preserve">多项式逼近虽然在 </w:t>
       </w:r>
@@ -8394,6 +8194,11 @@
       </w:r>
     </w:p>
     <w:p>
+      <w:pPr>
+        <w:rPr>
+          <w:rFonts w:hint="eastAsia"/>
+        </w:rPr>
+      </w:pPr>
       <w:r>
         <w:t xml:space="preserve">因此，必须引入“多项式感知训练”（Polynomial-Aware Training）机制。具体而言，是将预先设定好冻结系数的多项式激活层直接植入初始化的网络中，让网络从零开始重新训练。在反向传播更新梯度时，卷积核与全连接层的权重矩阵会自发地去适应 </w:t>
       </w:r>
@@ -8509,6 +8314,11 @@
       </w:r>
     </w:p>
     <w:p>
+      <w:pPr>
+        <w:rPr>
+          <w:rFonts w:hint="eastAsia"/>
+        </w:rPr>
+      </w:pPr>
       <w:r>
         <w:rPr>
           <w:b/>
@@ -8518,8 +8328,12 @@
       </w:r>
     </w:p>
     <w:p>
-      <w:r>
-        <w:lastRenderedPageBreak/>
+      <w:pPr>
+        <w:rPr>
+          <w:rFonts w:hint="eastAsia"/>
+        </w:rPr>
+      </w:pPr>
+      <w:r>
         <w:t>为了形成严谨的科学控制变量，本研究在相同的超参数配置下，建立了三组平行的训练管道（Pipelines）：</w:t>
       </w:r>
     </w:p>
@@ -8529,6 +8343,9 @@
           <w:ilvl w:val="0"/>
           <w:numId w:val="12"/>
         </w:numPr>
+        <w:rPr>
+          <w:rFonts w:hint="eastAsia"/>
+        </w:rPr>
       </w:pPr>
       <w:r>
         <w:rPr>
@@ -8555,6 +8372,9 @@
           <w:ilvl w:val="0"/>
           <w:numId w:val="12"/>
         </w:numPr>
+        <w:rPr>
+          <w:rFonts w:hint="eastAsia"/>
+        </w:rPr>
       </w:pPr>
       <w:r>
         <w:rPr>
@@ -8628,6 +8448,9 @@
           <w:ilvl w:val="0"/>
           <w:numId w:val="12"/>
         </w:numPr>
+        <w:rPr>
+          <w:rFonts w:hint="eastAsia"/>
+        </w:rPr>
       </w:pPr>
       <w:r>
         <w:rPr>
@@ -8702,15 +8525,7 @@
         </w:rPr>
       </w:pPr>
       <w:r>
-        <w:t>三组模型均采用交叉</w:t>
-      </w:r>
-      <w:proofErr w:type="gramStart"/>
-      <w:r>
-        <w:t>熵</w:t>
-      </w:r>
-      <w:proofErr w:type="gramEnd"/>
-      <w:r>
-        <w:t>损失函数（Cross-Entropy Loss），配合 Adam 优化器进行迭代训练，以此量化不同逼近阶数在模型收敛过程中的实际表现，记录模型的性能数据并验证方案的实际有效性。</w:t>
+        <w:t>三组模型均采用交叉熵损失函数（Cross-Entropy Loss），配合 Adam 优化器进行迭代训练，以此量化不同逼近阶数在模型收敛过程中的实际表现，记录模型的性能数据并验证方案的实际有效性。</w:t>
       </w:r>
     </w:p>
     <w:p>
@@ -8719,38 +8534,40 @@
           <w:ilvl w:val="0"/>
           <w:numId w:val="4"/>
         </w:numPr>
-      </w:pPr>
-      <w:r>
-        <w:t xml:space="preserve">4.3 </w:t>
-      </w:r>
-      <w:proofErr w:type="gramStart"/>
-      <w:r>
-        <w:t>不同阶数逼近</w:t>
-      </w:r>
-      <w:proofErr w:type="gramEnd"/>
-      <w:r>
-        <w:t>对模型分类精度的影响分析（核心图表：标准Sigmoid、3阶、5阶在测试集上的准确率对比）</w:t>
-      </w:r>
-    </w:p>
-    <w:p>
-      <w:r>
-        <w:t>为验证多项式近似的实际有效性与实用性，本节汇总了不同激活函数配置下的轻量级 CNN 模型在 Fashion-MNIST 测试集上的分类表现。通过修改</w:t>
-      </w:r>
-      <w:proofErr w:type="gramStart"/>
-      <w:r>
-        <w:t>预训练</w:t>
-      </w:r>
-      <w:proofErr w:type="gramEnd"/>
-      <w:r>
-        <w:t>的基准神经网络模型，记录模型的性能数据，形成客观的对比依据。</w:t>
-      </w:r>
-    </w:p>
-    <w:p>
+        <w:rPr>
+          <w:rFonts w:hint="eastAsia"/>
+        </w:rPr>
+      </w:pPr>
+      <w:r>
+        <w:t>4.3 不同阶数逼近对模型分类精度的影响分析（核心图表：标准Sigmoid、3阶、5阶在测试集上的准确率对比）</w:t>
+      </w:r>
+    </w:p>
+    <w:p>
+      <w:pPr>
+        <w:rPr>
+          <w:rFonts w:hint="eastAsia"/>
+        </w:rPr>
+      </w:pPr>
+      <w:r>
+        <w:t>为验证多项式近似的实际有效性与实用性，本节汇总了不同激活函数配置下的轻量级 CNN 模型在 Fashion-MNIST 测试集上的分类表现。通过修改预训练的基准神经网络模型，记录模型的性能数据，形成客观的对比依据。</w:t>
+      </w:r>
+    </w:p>
+    <w:p>
+      <w:pPr>
+        <w:rPr>
+          <w:rFonts w:hint="eastAsia"/>
+        </w:rPr>
+      </w:pPr>
       <w:r>
         <w:t>实验环境统一配置为：学习率 0.005，Adam 优化器，训练周期（Epochs）设定为 5。三组模型的测试集分类准确率及性能损失数据如表 4-1 所示。</w:t>
       </w:r>
     </w:p>
     <w:p>
+      <w:pPr>
+        <w:rPr>
+          <w:rFonts w:hint="eastAsia"/>
+        </w:rPr>
+      </w:pPr>
       <w:r>
         <w:t>表 4-1 不同激活函数下模型分类准确率对比</w:t>
       </w:r>
@@ -8796,11 +8613,17 @@
             <w:hideMark/>
           </w:tcPr>
           <w:p>
+            <w:pPr>
+              <w:rPr>
+                <w:rFonts w:hint="eastAsia"/>
+              </w:rPr>
+            </w:pPr>
             <w:r>
               <w:rPr>
                 <w:b/>
                 <w:bCs/>
               </w:rPr>
+              <w:lastRenderedPageBreak/>
               <w:t>模型配置</w:t>
             </w:r>
           </w:p>
@@ -8824,6 +8647,11 @@
             <w:hideMark/>
           </w:tcPr>
           <w:p>
+            <w:pPr>
+              <w:rPr>
+                <w:rFonts w:hint="eastAsia"/>
+              </w:rPr>
+            </w:pPr>
             <w:r>
               <w:rPr>
                 <w:b/>
@@ -8852,6 +8680,11 @@
             <w:hideMark/>
           </w:tcPr>
           <w:p>
+            <w:pPr>
+              <w:rPr>
+                <w:rFonts w:hint="eastAsia"/>
+              </w:rPr>
+            </w:pPr>
             <w:r>
               <w:rPr>
                 <w:b/>
@@ -8880,6 +8713,11 @@
             <w:hideMark/>
           </w:tcPr>
           <w:p>
+            <w:pPr>
+              <w:rPr>
+                <w:rFonts w:hint="eastAsia"/>
+              </w:rPr>
+            </w:pPr>
             <w:r>
               <w:rPr>
                 <w:b/>
@@ -8908,6 +8746,11 @@
             <w:hideMark/>
           </w:tcPr>
           <w:p>
+            <w:pPr>
+              <w:rPr>
+                <w:rFonts w:hint="eastAsia"/>
+              </w:rPr>
+            </w:pPr>
             <w:r>
               <w:rPr>
                 <w:b/>
@@ -8941,6 +8784,11 @@
             <w:hideMark/>
           </w:tcPr>
           <w:p>
+            <w:pPr>
+              <w:rPr>
+                <w:rFonts w:hint="eastAsia"/>
+              </w:rPr>
+            </w:pPr>
             <w:r>
               <w:rPr>
                 <w:b/>
@@ -8969,6 +8817,11 @@
             <w:hideMark/>
           </w:tcPr>
           <w:p>
+            <w:pPr>
+              <w:rPr>
+                <w:rFonts w:hint="eastAsia"/>
+              </w:rPr>
+            </w:pPr>
             <w:r>
               <w:t xml:space="preserve">标准 Sigmoid </w:t>
             </w:r>
@@ -9022,6 +8875,11 @@
             <w:hideMark/>
           </w:tcPr>
           <w:p>
+            <w:pPr>
+              <w:rPr>
+                <w:rFonts w:hint="eastAsia"/>
+              </w:rPr>
+            </w:pPr>
             <w:r>
               <w:t>不适用 (无法同态化)</w:t>
             </w:r>
@@ -9046,6 +8904,11 @@
             <w:hideMark/>
           </w:tcPr>
           <w:p>
+            <w:pPr>
+              <w:rPr>
+                <w:rFonts w:hint="eastAsia"/>
+              </w:rPr>
+            </w:pPr>
             <w:r>
               <w:rPr>
                 <w:rFonts w:hint="eastAsia"/>
@@ -9075,6 +8938,11 @@
             <w:hideMark/>
           </w:tcPr>
           <w:p>
+            <w:pPr>
+              <w:rPr>
+                <w:rFonts w:hint="eastAsia"/>
+              </w:rPr>
+            </w:pPr>
             <w:r>
               <w:t>0.00%</w:t>
             </w:r>
@@ -9104,6 +8972,11 @@
             <w:hideMark/>
           </w:tcPr>
           <w:p>
+            <w:pPr>
+              <w:rPr>
+                <w:rFonts w:hint="eastAsia"/>
+              </w:rPr>
+            </w:pPr>
             <w:r>
               <w:rPr>
                 <w:b/>
@@ -9132,6 +9005,11 @@
             <w:hideMark/>
           </w:tcPr>
           <w:p>
+            <w:pPr>
+              <w:rPr>
+                <w:rFonts w:hint="eastAsia"/>
+              </w:rPr>
+            </w:pPr>
             <w:r>
               <w:t xml:space="preserve">3阶截断多项式 </w:t>
             </w:r>
@@ -9208,6 +9086,11 @@
             <w:hideMark/>
           </w:tcPr>
           <w:p>
+            <w:pPr>
+              <w:rPr>
+                <w:rFonts w:hint="eastAsia"/>
+              </w:rPr>
+            </w:pPr>
             <w:r>
               <w:t>2 层</w:t>
             </w:r>
@@ -9232,6 +9115,11 @@
             <w:hideMark/>
           </w:tcPr>
           <w:p>
+            <w:pPr>
+              <w:rPr>
+                <w:rFonts w:hint="eastAsia"/>
+              </w:rPr>
+            </w:pPr>
             <w:r>
               <w:rPr>
                 <w:rFonts w:hint="eastAsia"/>
@@ -9261,6 +9149,11 @@
             <w:hideMark/>
           </w:tcPr>
           <w:p>
+            <w:pPr>
+              <w:rPr>
+                <w:rFonts w:hint="eastAsia"/>
+              </w:rPr>
+            </w:pPr>
             <w:r>
               <w:rPr>
                 <w:rFonts w:hint="eastAsia"/>
@@ -9295,6 +9188,11 @@
             <w:hideMark/>
           </w:tcPr>
           <w:p>
+            <w:pPr>
+              <w:rPr>
+                <w:rFonts w:hint="eastAsia"/>
+              </w:rPr>
+            </w:pPr>
             <w:r>
               <w:rPr>
                 <w:b/>
@@ -9323,6 +9221,11 @@
             <w:hideMark/>
           </w:tcPr>
           <w:p>
+            <w:pPr>
+              <w:rPr>
+                <w:rFonts w:hint="eastAsia"/>
+              </w:rPr>
+            </w:pPr>
             <w:r>
               <w:t xml:space="preserve">5阶截断多项式 </w:t>
             </w:r>
@@ -9399,6 +9302,11 @@
             <w:hideMark/>
           </w:tcPr>
           <w:p>
+            <w:pPr>
+              <w:rPr>
+                <w:rFonts w:hint="eastAsia"/>
+              </w:rPr>
+            </w:pPr>
             <w:r>
               <w:t>3 层</w:t>
             </w:r>
@@ -9423,6 +9331,11 @@
             <w:hideMark/>
           </w:tcPr>
           <w:p>
+            <w:pPr>
+              <w:rPr>
+                <w:rFonts w:hint="eastAsia"/>
+              </w:rPr>
+            </w:pPr>
             <w:r>
               <w:rPr>
                 <w:rFonts w:hint="eastAsia"/>
@@ -9452,6 +9365,11 @@
             <w:hideMark/>
           </w:tcPr>
           <w:p>
+            <w:pPr>
+              <w:rPr>
+                <w:rFonts w:hint="eastAsia"/>
+              </w:rPr>
+            </w:pPr>
             <w:r>
               <w:rPr>
                 <w:rFonts w:hint="eastAsia"/>
@@ -9465,6 +9383,11 @@
       </w:tr>
     </w:tbl>
     <w:p>
+      <w:pPr>
+        <w:rPr>
+          <w:rFonts w:hint="eastAsia"/>
+        </w:rPr>
+      </w:pPr>
       <w:r>
         <w:rPr>
           <w:b/>
@@ -9479,13 +9402,15 @@
           <w:ilvl w:val="0"/>
           <w:numId w:val="13"/>
         </w:numPr>
+        <w:rPr>
+          <w:rFonts w:hint="eastAsia"/>
+        </w:rPr>
       </w:pPr>
       <w:r>
         <w:rPr>
           <w:b/>
           <w:bCs/>
         </w:rPr>
-        <w:lastRenderedPageBreak/>
         <w:t>高阶逼近的保真度验证</w:t>
       </w:r>
       <w:r>
@@ -9535,6 +9460,9 @@
           <w:ilvl w:val="0"/>
           <w:numId w:val="13"/>
         </w:numPr>
+        <w:rPr>
+          <w:rFonts w:hint="eastAsia"/>
+        </w:rPr>
       </w:pPr>
       <w:r>
         <w:rPr>
@@ -9842,6 +9770,9 @@
           <w:ilvl w:val="0"/>
           <w:numId w:val="5"/>
         </w:numPr>
+        <w:rPr>
+          <w:rFonts w:hint="eastAsia"/>
+        </w:rPr>
       </w:pPr>
       <w:r>
         <w:t>5.1 基于</w:t>
@@ -9856,7 +9787,13 @@
       </w:r>
     </w:p>
     <w:p>
-      <w:r>
+      <w:pPr>
+        <w:rPr>
+          <w:rFonts w:hint="eastAsia"/>
+        </w:rPr>
+      </w:pPr>
+      <w:r>
+        <w:lastRenderedPageBreak/>
         <w:t xml:space="preserve">为了在密文状态下支持浮点数的加法和乘法运算，本研究采用微软 SEAL 库的 Python 封装版本 </w:t>
       </w:r>
       <w:proofErr w:type="spellStart"/>
@@ -9869,6 +9806,11 @@
       </w:r>
     </w:p>
     <w:p>
+      <w:pPr>
+        <w:rPr>
+          <w:rFonts w:hint="eastAsia"/>
+        </w:rPr>
+      </w:pPr>
       <w:r>
         <w:t>构建 CKKS 同态计算上下文（Context）时，必须严格设定三个核心密码学参数。这些参数直接决定了密文运算的正确性、安全级别以及物理计算开销：</w:t>
       </w:r>
@@ -9879,6 +9821,9 @@
           <w:ilvl w:val="0"/>
           <w:numId w:val="14"/>
         </w:numPr>
+        <w:rPr>
+          <w:rFonts w:hint="eastAsia"/>
+        </w:rPr>
       </w:pPr>
       <w:r>
         <w:rPr>
@@ -9910,16 +9855,13 @@
       </w:r>
     </w:p>
     <w:p>
-      <w:r>
-        <w:t>该参数决定了密文多项式的项数，必须是 2 的</w:t>
-      </w:r>
-      <w:proofErr w:type="gramStart"/>
-      <w:r>
-        <w:t>幂</w:t>
-      </w:r>
-      <w:proofErr w:type="gramEnd"/>
-      <w:r>
-        <w:t>次方（如 4096, 8192, 16384）。</w:t>
+      <w:pPr>
+        <w:rPr>
+          <w:rFonts w:hint="eastAsia"/>
+        </w:rPr>
+      </w:pPr>
+      <w:r>
+        <w:t>该参数决定了密文多项式的项数，必须是 2 的幂次方（如 4096, 8192, 16384）。</w:t>
       </w:r>
       <m:oMath>
         <m:r>
@@ -9939,6 +9881,9 @@
           <w:ilvl w:val="1"/>
           <w:numId w:val="14"/>
         </w:numPr>
+        <w:rPr>
+          <w:rFonts w:hint="eastAsia"/>
+        </w:rPr>
       </w:pPr>
       <w:r>
         <w:rPr>
@@ -10014,15 +9959,7 @@
         </m:r>
       </m:oMath>
       <w:r>
-        <w:t>。这是一个在“算力开销”与“噪声容忍度”之间极具性价比的平衡点，既能保证运算</w:t>
-      </w:r>
-      <w:proofErr w:type="gramStart"/>
-      <w:r>
-        <w:t>不</w:t>
-      </w:r>
-      <w:proofErr w:type="gramEnd"/>
-      <w:r>
-        <w:t>溢出，又不会在 CPU 上造成灾难性的推理延迟。</w:t>
+        <w:t>。这是一个在“算力开销”与“噪声容忍度”之间极具性价比的平衡点，既能保证运算不溢出，又不会在 CPU 上造成灾难性的推理延迟。</w:t>
       </w:r>
     </w:p>
     <w:p>
@@ -10031,13 +9968,15 @@
           <w:ilvl w:val="0"/>
           <w:numId w:val="14"/>
         </w:numPr>
+        <w:rPr>
+          <w:rFonts w:hint="eastAsia"/>
+        </w:rPr>
       </w:pPr>
       <w:r>
         <w:rPr>
           <w:b/>
           <w:bCs/>
         </w:rPr>
-        <w:lastRenderedPageBreak/>
         <w:t xml:space="preserve">系数模数（Coefficient Modulus, </w:t>
       </w:r>
       <m:oMath>
@@ -10056,29 +9995,18 @@
           <w:b/>
           <w:bCs/>
         </w:rPr>
-        <w:t>）的</w:t>
-      </w:r>
-      <w:proofErr w:type="gramStart"/>
-      <w:r>
-        <w:rPr>
-          <w:b/>
-          <w:bCs/>
-        </w:rPr>
-        <w:t>比特位宽</w:t>
-      </w:r>
-      <w:proofErr w:type="gramEnd"/>
-      <w:r>
-        <w:rPr>
-          <w:b/>
-          <w:bCs/>
-        </w:rPr>
-        <w:t>分配</w:t>
+        <w:t>）的比特位宽分配</w:t>
       </w:r>
       <w:r>
         <w:t>：</w:t>
       </w:r>
     </w:p>
     <w:p>
+      <w:pPr>
+        <w:rPr>
+          <w:rFonts w:hint="eastAsia"/>
+        </w:rPr>
+      </w:pPr>
       <w:r>
         <w:t>在 CKKS 中，乘法深度的消耗表现为密文模数的不断消耗（Rescaling 操作）。我们采用分段素数链设计：[60, 40, 40, 40, 60]。</w:t>
       </w:r>
@@ -10089,6 +10017,9 @@
           <w:ilvl w:val="1"/>
           <w:numId w:val="14"/>
         </w:numPr>
+        <w:rPr>
+          <w:rFonts w:hint="eastAsia"/>
+        </w:rPr>
       </w:pPr>
       <w:r>
         <w:t>首尾的 60 bit 用于保障初始加密和最终解密时的精度余量。</w:t>
@@ -10100,6 +10031,9 @@
           <w:ilvl w:val="1"/>
           <w:numId w:val="14"/>
         </w:numPr>
+        <w:rPr>
+          <w:rFonts w:hint="eastAsia"/>
+        </w:rPr>
       </w:pPr>
       <w:r>
         <w:t>中间的三个 40 bit 素数直接决定了网络能够执行的同态乘法次数（对应我们所需的深度）。</w:t>
@@ -10111,6 +10045,9 @@
           <w:ilvl w:val="0"/>
           <w:numId w:val="14"/>
         </w:numPr>
+        <w:rPr>
+          <w:rFonts w:hint="eastAsia"/>
+        </w:rPr>
       </w:pPr>
       <w:r>
         <w:rPr>
@@ -10176,12 +10113,20 @@
           <w:ilvl w:val="0"/>
           <w:numId w:val="5"/>
         </w:numPr>
+        <w:rPr>
+          <w:rFonts w:hint="eastAsia"/>
+        </w:rPr>
       </w:pPr>
       <w:r>
         <w:t>5.2 卷积与全连接层的密文前向传播算法重构</w:t>
       </w:r>
     </w:p>
     <w:p>
+      <w:pPr>
+        <w:rPr>
+          <w:rFonts w:hint="eastAsia"/>
+        </w:rPr>
+      </w:pPr>
       <w:r>
         <w:t xml:space="preserve">在完成 CKKS 同态上下文（Context）的安全参数配置后，本节将详细阐述如何使用 </w:t>
       </w:r>
@@ -10203,6 +10148,11 @@
       </w:r>
     </w:p>
     <w:p>
+      <w:pPr>
+        <w:rPr>
+          <w:rFonts w:hint="eastAsia"/>
+        </w:rPr>
+      </w:pPr>
       <w:r>
         <w:rPr>
           <w:b/>
@@ -10212,19 +10162,25 @@
       </w:r>
     </w:p>
     <w:p>
-      <w:r>
-        <w:t>在 FHE 推理架构中，直接对密文进行全量计算是不切实际的。本研究遵循“数据加密，模型明文”的范式。客户端将 Fashion-MNIST 图像展平并编码为 CKKS 密文向量（Ciphertext Vector）发送至云端。云端提取第四</w:t>
-      </w:r>
-      <w:proofErr w:type="gramStart"/>
-      <w:r>
-        <w:t>章预训练</w:t>
-      </w:r>
-      <w:proofErr w:type="gramEnd"/>
-      <w:r>
-        <w:t>好的 CNN 模型权重（Weights）和偏置（Biases），将其作为明文常数（Plaintext Constants）参与计算。</w:t>
-      </w:r>
-    </w:p>
-    <w:p>
+      <w:pPr>
+        <w:rPr>
+          <w:rFonts w:hint="eastAsia"/>
+        </w:rPr>
+      </w:pPr>
+      <w:r>
+        <w:t>在 FHE 推理架构中，直接对密文进行全量计算是不切实际的。本研究遵循“数据加密，模型明文”的范式。客户端将 Fashion-MNIST 图像展平并编码为 CKKS 密文向量</w:t>
+      </w:r>
+      <w:r>
+        <w:lastRenderedPageBreak/>
+        <w:t>（Ciphertext Vector）发送至云端。云端提取第四章预训练好的 CNN 模型权重（Weights）和偏置（Biases），将其作为明文常数（Plaintext Constants）参与计算。</w:t>
+      </w:r>
+    </w:p>
+    <w:p>
+      <w:pPr>
+        <w:rPr>
+          <w:rFonts w:hint="eastAsia"/>
+        </w:rPr>
+      </w:pPr>
       <w:r>
         <w:t>这种“明密文混合乘法（Plain-Cipher Multiplication）”相比于“密密文乘法（Cipher-Cipher Multiplication）”，具有两个决定性的物理优势：</w:t>
       </w:r>
@@ -10235,6 +10191,9 @@
           <w:ilvl w:val="0"/>
           <w:numId w:val="15"/>
         </w:numPr>
+        <w:rPr>
+          <w:rFonts w:hint="eastAsia"/>
+        </w:rPr>
       </w:pPr>
       <w:r>
         <w:t>计算速度提升数个数量级。</w:t>
@@ -10246,6 +10205,9 @@
           <w:ilvl w:val="0"/>
           <w:numId w:val="15"/>
         </w:numPr>
+        <w:rPr>
+          <w:rFonts w:hint="eastAsia"/>
+        </w:rPr>
       </w:pPr>
       <w:r>
         <w:rPr>
@@ -10259,6 +10221,11 @@
       </w:r>
     </w:p>
     <w:p>
+      <w:pPr>
+        <w:rPr>
+          <w:rFonts w:hint="eastAsia"/>
+        </w:rPr>
+      </w:pPr>
       <w:r>
         <w:rPr>
           <w:b/>
@@ -10268,6 +10235,11 @@
       </w:r>
     </w:p>
     <w:p>
+      <w:pPr>
+        <w:rPr>
+          <w:rFonts w:hint="eastAsia"/>
+        </w:rPr>
+      </w:pPr>
       <w:r>
         <w:t xml:space="preserve">网络中非线性环节的同态实现是本课题的核心。在使用截断多项式 </w:t>
       </w:r>
@@ -10383,6 +10355,11 @@
       </w:r>
     </w:p>
     <w:p>
+      <w:pPr>
+        <w:rPr>
+          <w:rFonts w:hint="eastAsia"/>
+        </w:rPr>
+      </w:pPr>
       <w:r>
         <w:t xml:space="preserve">以 </w:t>
       </w:r>
@@ -10497,15 +10474,7 @@
       </w:r>
       <w:proofErr w:type="spellEnd"/>
       <w:r>
-        <w:t xml:space="preserve"> 中不能直接使用常规的</w:t>
-      </w:r>
-      <w:proofErr w:type="gramStart"/>
-      <w:r>
-        <w:t>幂</w:t>
-      </w:r>
-      <w:proofErr w:type="gramEnd"/>
-      <w:r>
-        <w:t>运算符。其底层的密文计算树被严格重构为以下步骤：</w:t>
+        <w:t xml:space="preserve"> 中不能直接使用常规的幂运算符。其底层的密文计算树被严格重构为以下步骤：</w:t>
       </w:r>
     </w:p>
     <w:p>
@@ -10514,6 +10483,9 @@
           <w:ilvl w:val="0"/>
           <w:numId w:val="16"/>
         </w:numPr>
+        <w:rPr>
+          <w:rFonts w:hint="eastAsia"/>
+        </w:rPr>
       </w:pPr>
       <w:r>
         <w:rPr>
@@ -10649,13 +10621,15 @@
           <w:ilvl w:val="0"/>
           <w:numId w:val="16"/>
         </w:numPr>
+        <w:rPr>
+          <w:rFonts w:hint="eastAsia"/>
+        </w:rPr>
       </w:pPr>
       <w:r>
         <w:rPr>
           <w:b/>
           <w:bCs/>
         </w:rPr>
-        <w:lastRenderedPageBreak/>
         <w:t>密文乘法</w:t>
       </w:r>
       <w:r>
@@ -10784,15 +10758,7 @@
         </m:sSub>
       </m:oMath>
       <w:r>
-        <w:t>。此步骤</w:t>
-      </w:r>
-      <w:proofErr w:type="gramStart"/>
-      <w:r>
-        <w:t>消耗第</w:t>
-      </w:r>
-      <w:proofErr w:type="gramEnd"/>
-      <w:r>
-        <w:t xml:space="preserve"> 2 层乘法深度，再次调用 rescale()。</w:t>
+        <w:t>。此步骤消耗第 2 层乘法深度，再次调用 rescale()。</w:t>
       </w:r>
     </w:p>
     <w:p>
@@ -10801,6 +10767,9 @@
           <w:ilvl w:val="0"/>
           <w:numId w:val="16"/>
         </w:numPr>
+        <w:rPr>
+          <w:rFonts w:hint="eastAsia"/>
+        </w:rPr>
       </w:pPr>
       <w:r>
         <w:rPr>
@@ -10947,6 +10916,11 @@
       </w:r>
     </w:p>
     <w:p>
+      <w:pPr>
+        <w:rPr>
+          <w:rFonts w:hint="eastAsia"/>
+        </w:rPr>
+      </w:pPr>
       <w:r>
         <w:t>为提升计算效率，</w:t>
       </w:r>
@@ -10968,6 +10942,11 @@
       </w:r>
     </w:p>
     <w:p>
+      <w:pPr>
+        <w:rPr>
+          <w:rFonts w:hint="eastAsia"/>
+        </w:rPr>
+      </w:pPr>
       <w:r>
         <w:rPr>
           <w:b/>
@@ -10991,15 +10970,7 @@
       </w:r>
       <w:proofErr w:type="spellEnd"/>
       <w:r>
-        <w:t xml:space="preserve"> 库，在密文域</w:t>
-      </w:r>
-      <w:proofErr w:type="gramStart"/>
-      <w:r>
-        <w:t>端到端地完成</w:t>
-      </w:r>
-      <w:proofErr w:type="gramEnd"/>
-      <w:r>
-        <w:t>一次图像分类推理。为突出多项式激活的核心机制，示例片段聚焦于包含激活函数与全连接层的运算逻辑。</w:t>
+        <w:t xml:space="preserve"> 库，在密文域端到端地完成一次图像分类推理。为突出多项式激活的核心机制，示例片段聚焦于包含激活函数与全连接层的运算逻辑。</w:t>
       </w:r>
     </w:p>
     <w:p>
@@ -11008,12 +10979,20 @@
           <w:ilvl w:val="0"/>
           <w:numId w:val="5"/>
         </w:numPr>
+        <w:rPr>
+          <w:rFonts w:hint="eastAsia"/>
+        </w:rPr>
       </w:pPr>
       <w:r>
         <w:t>5.3 同态推理准确率验证与时间开销评估（对比明文推理与密文推理的误差，量化加密带来的计算延迟）</w:t>
       </w:r>
     </w:p>
     <w:p>
+      <w:pPr>
+        <w:rPr>
+          <w:rFonts w:hint="eastAsia"/>
+        </w:rPr>
+      </w:pPr>
       <w:r>
         <w:t xml:space="preserve">在完成轻量级 CNN 的密文重构后，本节抽取 Fashion-MNIST 测试集中的图像样本，在设定的 CKKS 同态参数（多项式模数度数 </w:t>
       </w:r>
@@ -11067,15 +11046,26 @@
       </w:r>
     </w:p>
     <w:p>
+      <w:pPr>
+        <w:rPr>
+          <w:rFonts w:hint="eastAsia"/>
+        </w:rPr>
+      </w:pPr>
       <w:r>
         <w:rPr>
           <w:b/>
           <w:bCs/>
         </w:rPr>
+        <w:lastRenderedPageBreak/>
         <w:t>5.3.1 CKKS 方案的近似计算误差与准确率验证</w:t>
       </w:r>
     </w:p>
     <w:p>
+      <w:pPr>
+        <w:rPr>
+          <w:rFonts w:hint="eastAsia"/>
+        </w:rPr>
+      </w:pPr>
       <w:r>
         <w:t>不同于 BFV 或 BGV 等支持精确整数运算的同态加密方案，CKKS 方案在底层设计上是一种</w:t>
       </w:r>
@@ -11091,6 +11081,11 @@
       </w:r>
     </w:p>
     <w:p>
+      <w:pPr>
+        <w:rPr>
+          <w:rFonts w:hint="eastAsia"/>
+        </w:rPr>
+      </w:pPr>
       <w:r>
         <w:t xml:space="preserve">为了验证这种密码学底层的近似误差是否会破坏模型的分类能力，本实验抽取了 100 张测试集图像分别进行明文 </w:t>
       </w:r>
@@ -11206,6 +11201,11 @@
       </w:r>
     </w:p>
     <w:p>
+      <w:pPr>
+        <w:rPr>
+          <w:rFonts w:hint="eastAsia"/>
+        </w:rPr>
+      </w:pPr>
       <w:r>
         <w:t xml:space="preserve">实验数据表明，密文解密后的 Logits 数值与明文计算的 Logits 数值在小数点后第 3 位到第 4 位才开始出现微小偏差。在执行最终的分类决策（即取 </w:t>
       </w:r>
@@ -11235,6 +11235,11 @@
       </w:r>
     </w:p>
     <w:p>
+      <w:pPr>
+        <w:rPr>
+          <w:rFonts w:hint="eastAsia"/>
+        </w:rPr>
+      </w:pPr>
       <w:r>
         <w:rPr>
           <w:b/>
@@ -11254,56 +11259,37 @@
         </m:r>
       </m:oMath>
       <w:r>
-        <w:t xml:space="preserve"> 和量化</w:t>
-      </w:r>
-      <w:proofErr w:type="gramStart"/>
-      <w:r>
-        <w:t>比特位宽</w:t>
-      </w:r>
-      <w:proofErr w:type="gramEnd"/>
-      <w:r>
-        <w:t>的前提下，CKKS 方案引入的密码学近似误差远小于破坏分类边界的阈值。这证明了本文设计的截断多项式激活方案在同态密文域中具有极高的解密保真度与物理可行性。</w:t>
-      </w:r>
-    </w:p>
-    <w:p>
+        <w:t xml:space="preserve"> 和量化比特位宽的前提下，CKKS 方案引入的密码学近似误差远小于破坏分类边界的阈值。这证明了本文设计的截断多项式激活方案在同态密文域中具有极高的解密保真度与物理可行性。</w:t>
+      </w:r>
+    </w:p>
+    <w:p>
+      <w:pPr>
+        <w:rPr>
+          <w:rFonts w:hint="eastAsia"/>
+        </w:rPr>
+      </w:pPr>
       <w:r>
         <w:rPr>
           <w:b/>
           <w:bCs/>
         </w:rPr>
-        <w:t>5.3.2 隐私保护</w:t>
-      </w:r>
-      <w:proofErr w:type="gramStart"/>
-      <w:r>
-        <w:rPr>
-          <w:b/>
-          <w:bCs/>
-        </w:rPr>
-        <w:t>的算力代价</w:t>
-      </w:r>
-      <w:proofErr w:type="gramEnd"/>
-      <w:r>
-        <w:rPr>
-          <w:b/>
-          <w:bCs/>
-        </w:rPr>
-        <w:t>：时间开销评估</w:t>
-      </w:r>
-    </w:p>
-    <w:p>
-      <w:pPr>
-        <w:rPr>
-          <w:rFonts w:hint="eastAsia"/>
-        </w:rPr>
-      </w:pPr>
-      <w:r>
-        <w:lastRenderedPageBreak/>
+        <w:t>5.3.2 隐私保护的算力代价：时间开销评估</w:t>
+      </w:r>
+    </w:p>
+    <w:p>
+      <w:pPr>
+        <w:rPr>
+          <w:rFonts w:hint="eastAsia"/>
+        </w:rPr>
+      </w:pPr>
+      <w:r>
         <w:t>全同态加密在计算复杂度和内存开销方面存在显著劣势。为了量化这种“隐私保护的代价”，本研究对单次网络推理耗时进行了严格测算。测试硬件平台为常规个人计算机（CPU 架构）。耗时对比如表 5-1 所示。</w:t>
       </w:r>
     </w:p>
     <w:p>
       <w:pPr>
         <w:rPr>
+          <w:rFonts w:hint="eastAsia"/>
           <w:b/>
           <w:bCs/>
         </w:rPr>
@@ -11357,6 +11343,11 @@
             <w:hideMark/>
           </w:tcPr>
           <w:p>
+            <w:pPr>
+              <w:rPr>
+                <w:rFonts w:hint="eastAsia"/>
+              </w:rPr>
+            </w:pPr>
             <w:r>
               <w:rPr>
                 <w:b/>
@@ -11385,7 +11376,11 @@
             <w:hideMark/>
           </w:tcPr>
           <w:p>
-            <w:proofErr w:type="gramStart"/>
+            <w:pPr>
+              <w:rPr>
+                <w:rFonts w:hint="eastAsia"/>
+              </w:rPr>
+            </w:pPr>
             <w:r>
               <w:rPr>
                 <w:b/>
@@ -11393,7 +11388,6 @@
               </w:rPr>
               <w:t>激活函数阶数</w:t>
             </w:r>
-            <w:proofErr w:type="gramEnd"/>
           </w:p>
         </w:tc>
         <w:tc>
@@ -11415,6 +11409,11 @@
             <w:hideMark/>
           </w:tcPr>
           <w:p>
+            <w:pPr>
+              <w:rPr>
+                <w:rFonts w:hint="eastAsia"/>
+              </w:rPr>
+            </w:pPr>
             <w:r>
               <w:rPr>
                 <w:b/>
@@ -11443,6 +11442,11 @@
             <w:hideMark/>
           </w:tcPr>
           <w:p>
+            <w:pPr>
+              <w:rPr>
+                <w:rFonts w:hint="eastAsia"/>
+              </w:rPr>
+            </w:pPr>
             <w:r>
               <w:rPr>
                 <w:b/>
@@ -11471,6 +11475,11 @@
             <w:hideMark/>
           </w:tcPr>
           <w:p>
+            <w:pPr>
+              <w:rPr>
+                <w:rFonts w:hint="eastAsia"/>
+              </w:rPr>
+            </w:pPr>
             <w:r>
               <w:rPr>
                 <w:b/>
@@ -11504,6 +11513,11 @@
             <w:hideMark/>
           </w:tcPr>
           <w:p>
+            <w:pPr>
+              <w:rPr>
+                <w:rFonts w:hint="eastAsia"/>
+              </w:rPr>
+            </w:pPr>
             <w:r>
               <w:rPr>
                 <w:b/>
@@ -11532,6 +11546,11 @@
             <w:hideMark/>
           </w:tcPr>
           <w:p>
+            <w:pPr>
+              <w:rPr>
+                <w:rFonts w:hint="eastAsia"/>
+              </w:rPr>
+            </w:pPr>
             <w:r>
               <w:t>Poly-3 / Poly-5</w:t>
             </w:r>
@@ -11556,6 +11575,11 @@
             <w:hideMark/>
           </w:tcPr>
           <w:p>
+            <w:pPr>
+              <w:rPr>
+                <w:rFonts w:hint="eastAsia"/>
+              </w:rPr>
+            </w:pPr>
             <w:r>
               <w:t>不适用</w:t>
             </w:r>
@@ -11580,6 +11604,11 @@
             <w:hideMark/>
           </w:tcPr>
           <w:p>
+            <w:pPr>
+              <w:rPr>
+                <w:rFonts w:hint="eastAsia"/>
+              </w:rPr>
+            </w:pPr>
             <w:r>
               <w:t>~ 0.00001 秒</w:t>
             </w:r>
@@ -11604,6 +11633,11 @@
             <w:hideMark/>
           </w:tcPr>
           <w:p>
+            <w:pPr>
+              <w:rPr>
+                <w:rFonts w:hint="eastAsia"/>
+              </w:rPr>
+            </w:pPr>
             <w:r>
               <w:t>1x (基准)</w:t>
             </w:r>
@@ -11633,6 +11667,11 @@
             <w:hideMark/>
           </w:tcPr>
           <w:p>
+            <w:pPr>
+              <w:rPr>
+                <w:rFonts w:hint="eastAsia"/>
+              </w:rPr>
+            </w:pPr>
             <w:r>
               <w:rPr>
                 <w:b/>
@@ -11661,6 +11700,11 @@
             <w:hideMark/>
           </w:tcPr>
           <w:p>
+            <w:pPr>
+              <w:rPr>
+                <w:rFonts w:hint="eastAsia"/>
+              </w:rPr>
+            </w:pPr>
             <w:r>
               <w:t>Poly-3 (</w:t>
             </w:r>
@@ -11722,6 +11766,11 @@
             <w:hideMark/>
           </w:tcPr>
           <w:p>
+            <w:pPr>
+              <w:rPr>
+                <w:rFonts w:hint="eastAsia"/>
+              </w:rPr>
+            </w:pPr>
             <w:r>
               <w:t>16384</w:t>
             </w:r>
@@ -11746,6 +11795,11 @@
             <w:hideMark/>
           </w:tcPr>
           <w:p>
+            <w:pPr>
+              <w:rPr>
+                <w:rFonts w:hint="eastAsia"/>
+              </w:rPr>
+            </w:pPr>
             <w:r>
               <w:t>0.8197 秒</w:t>
             </w:r>
@@ -11770,22 +11824,18 @@
             <w:hideMark/>
           </w:tcPr>
           <w:p>
+            <w:pPr>
+              <w:rPr>
+                <w:rFonts w:hint="eastAsia"/>
+              </w:rPr>
+            </w:pPr>
             <w:r>
               <w:rPr>
                 <w:b/>
                 <w:bCs/>
               </w:rPr>
-              <w:t xml:space="preserve">68,531 </w:t>
+              <w:t>68,531 倍</w:t>
             </w:r>
-            <w:proofErr w:type="gramStart"/>
-            <w:r>
-              <w:rPr>
-                <w:b/>
-                <w:bCs/>
-              </w:rPr>
-              <w:t>倍</w:t>
-            </w:r>
-            <w:proofErr w:type="gramEnd"/>
           </w:p>
         </w:tc>
       </w:tr>
@@ -11812,6 +11862,11 @@
             <w:hideMark/>
           </w:tcPr>
           <w:p>
+            <w:pPr>
+              <w:rPr>
+                <w:rFonts w:hint="eastAsia"/>
+              </w:rPr>
+            </w:pPr>
             <w:r>
               <w:rPr>
                 <w:b/>
@@ -11840,6 +11895,11 @@
             <w:hideMark/>
           </w:tcPr>
           <w:p>
+            <w:pPr>
+              <w:rPr>
+                <w:rFonts w:hint="eastAsia"/>
+              </w:rPr>
+            </w:pPr>
             <w:r>
               <w:t>Poly-5 (</w:t>
             </w:r>
@@ -11901,6 +11961,11 @@
             <w:hideMark/>
           </w:tcPr>
           <w:p>
+            <w:pPr>
+              <w:rPr>
+                <w:rFonts w:hint="eastAsia"/>
+              </w:rPr>
+            </w:pPr>
             <w:r>
               <w:t>16384</w:t>
             </w:r>
@@ -11925,6 +11990,11 @@
             <w:hideMark/>
           </w:tcPr>
           <w:p>
+            <w:pPr>
+              <w:rPr>
+                <w:rFonts w:hint="eastAsia"/>
+              </w:rPr>
+            </w:pPr>
             <w:r>
               <w:t>1.0159 秒</w:t>
             </w:r>
@@ -11949,32 +12019,34 @@
             <w:hideMark/>
           </w:tcPr>
           <w:p>
+            <w:pPr>
+              <w:rPr>
+                <w:rFonts w:hint="eastAsia"/>
+              </w:rPr>
+            </w:pPr>
             <w:r>
               <w:rPr>
                 <w:b/>
                 <w:bCs/>
               </w:rPr>
-              <w:t xml:space="preserve">100,295 </w:t>
+              <w:t>100,295 倍</w:t>
             </w:r>
-            <w:proofErr w:type="gramStart"/>
-            <w:r>
-              <w:rPr>
-                <w:b/>
-                <w:bCs/>
-              </w:rPr>
-              <w:t>倍</w:t>
-            </w:r>
-            <w:proofErr w:type="gramEnd"/>
           </w:p>
         </w:tc>
       </w:tr>
     </w:tbl>
     <w:p>
+      <w:pPr>
+        <w:rPr>
+          <w:rFonts w:hint="eastAsia"/>
+        </w:rPr>
+      </w:pPr>
       <w:r>
         <w:rPr>
           <w:b/>
           <w:bCs/>
         </w:rPr>
+        <w:lastRenderedPageBreak/>
         <w:t>耗时客观分析</w:t>
       </w:r>
       <w:r>
@@ -11982,6 +12054,11 @@
       </w:r>
     </w:p>
     <w:p>
+      <w:pPr>
+        <w:rPr>
+          <w:rFonts w:hint="eastAsia"/>
+        </w:rPr>
+      </w:pPr>
       <w:r>
         <w:rPr>
           <w:b/>
@@ -11991,6 +12068,11 @@
       </w:r>
     </w:p>
     <w:p>
+      <w:pPr>
+        <w:rPr>
+          <w:rFonts w:hint="eastAsia"/>
+        </w:rPr>
+      </w:pPr>
       <w:r>
         <w:t>结合表 5-1 的时间开销与 4.3 节的准确率数据，可以得出以下客观的研究结论：</w:t>
       </w:r>
@@ -12001,33 +12083,19 @@
           <w:ilvl w:val="0"/>
           <w:numId w:val="17"/>
         </w:numPr>
-      </w:pPr>
-      <w:proofErr w:type="gramStart"/>
+        <w:rPr>
+          <w:rFonts w:hint="eastAsia"/>
+        </w:rPr>
+      </w:pPr>
       <w:r>
         <w:rPr>
           <w:b/>
           <w:bCs/>
         </w:rPr>
-        <w:t>同态算力瓶颈</w:t>
-      </w:r>
-      <w:proofErr w:type="gramEnd"/>
-      <w:r>
-        <w:rPr>
-          <w:b/>
-          <w:bCs/>
-        </w:rPr>
-        <w:t>的客观存在</w:t>
-      </w:r>
-      <w:r>
-        <w:t>：将特征数据加密为长达 8192 维的多项式密文后，单张图像的推理时间从明文的毫秒级剧增至秒级（耗时膨胀了成百上千</w:t>
-      </w:r>
-      <w:proofErr w:type="gramStart"/>
-      <w:r>
-        <w:t>倍</w:t>
-      </w:r>
-      <w:proofErr w:type="gramEnd"/>
-      <w:r>
-        <w:t>）。这证实了在现有的计算架构下，同态加密难以直接应用于对实时性要求极高的在线推理场景。</w:t>
+        <w:t>同态算力瓶颈的客观存在</w:t>
+      </w:r>
+      <w:r>
+        <w:t>：将特征数据加密为长达 8192 维的多项式密文后，单张图像的推理时间从明文的毫秒级剧增至秒级（耗时膨胀了成百上千倍）。这证实了在现有的计算架构下，同态加密难以直接应用于对实时性要求极高的在线推理场景。</w:t>
       </w:r>
     </w:p>
     <w:p>
@@ -12191,7 +12259,6 @@
           <w:b/>
           <w:bCs/>
         </w:rPr>
-        <w:lastRenderedPageBreak/>
         <w:t>第六章 总结与展望</w:t>
       </w:r>
     </w:p>
@@ -12201,22 +12268,22 @@
           <w:ilvl w:val="0"/>
           <w:numId w:val="6"/>
         </w:numPr>
+        <w:rPr>
+          <w:rFonts w:hint="eastAsia"/>
+        </w:rPr>
       </w:pPr>
       <w:r>
         <w:t>6.1 研究工作总结</w:t>
       </w:r>
     </w:p>
     <w:p>
-      <w:r>
-        <w:t>近年来，同态加密（FHE）为机器学习在隐私敏感领域的应用开辟了新路径，但其在计算复杂度和性能开销方面存在显著劣势，特别是难以直接处理非线性运算 。本课题聚焦于机器学习中难以直接应用同态加密的非线性激活函数环节，系统性地探索了从底层数学逼近到上层密文推理的端到</w:t>
-      </w:r>
-      <w:proofErr w:type="gramStart"/>
-      <w:r>
-        <w:t>端工程</w:t>
-      </w:r>
-      <w:proofErr w:type="gramEnd"/>
-      <w:r>
-        <w:t>实现，完成了以下核心工作：</w:t>
+      <w:pPr>
+        <w:rPr>
+          <w:rFonts w:hint="eastAsia"/>
+        </w:rPr>
+      </w:pPr>
+      <w:r>
+        <w:t>近年来，同态加密（FHE）为机器学习在隐私敏感领域的应用开辟了新路径，但其在计算复杂度和性能开销方面存在显著劣势，特别是难以直接处理非线性运算 。本课题聚焦于机器学习中难以直接应用同态加密的非线性激活函数环节，系统性地探索了从底层数学逼近到上层密文推理的端到端工程实现，完成了以下核心工作：</w:t>
       </w:r>
     </w:p>
     <w:p>
@@ -12225,6 +12292,9 @@
           <w:ilvl w:val="0"/>
           <w:numId w:val="18"/>
         </w:numPr>
+        <w:rPr>
+          <w:rFonts w:hint="eastAsia"/>
+        </w:rPr>
       </w:pPr>
       <w:r>
         <w:rPr>
@@ -12238,16 +12308,13 @@
       </w:r>
     </w:p>
     <w:p>
-      <w:r>
-        <w:t>摒弃了在全局特征分布中极易引发龙</w:t>
-      </w:r>
-      <w:proofErr w:type="gramStart"/>
-      <w:r>
-        <w:t>格现象</w:t>
-      </w:r>
-      <w:proofErr w:type="gramEnd"/>
-      <w:r>
-        <w:t>的泰勒展开，采用基于切比雪夫级数的最佳一致逼近理论，通过严密的定义域映射机制，求解了 Sigmoid 函数的低阶逼近形式。本研究客观分析了 Sigmoid 函数的中心对称物理特性，创新性地在工程计算中采取了“偶数次项强制截断”策略。该策略将多项式严格限制在 3 阶或 5 阶的奇数项形式，从而在保障分类精度的前提下，将同态环境下的密文乘法深度（Multiplicative Depth）极度压缩至 2 层或 3 层。</w:t>
+      <w:pPr>
+        <w:rPr>
+          <w:rFonts w:hint="eastAsia"/>
+        </w:rPr>
+      </w:pPr>
+      <w:r>
+        <w:t>摒弃了在全局特征分布中极易引发龙格现象的泰勒展开，采用基于切比雪夫级数的最佳一致逼近理论，通过严密的定义域映射机制，求解了 Sigmoid 函数的低阶逼近形式。本研究客观分析了 Sigmoid 函数的中心对称物理特性，创新性地在工程计算中采取了“偶数次项强制截断”策略。该策略将多项式严格限制在 3 阶或 5 阶的奇数项形式，从而在保障分类精度的前提下，将同态环境下的密文乘法深度（Multiplicative Depth）极度压缩至 2 层或 3 层。</w:t>
       </w:r>
     </w:p>
     <w:p>
@@ -12256,6 +12323,9 @@
           <w:ilvl w:val="0"/>
           <w:numId w:val="18"/>
         </w:numPr>
+        <w:rPr>
+          <w:rFonts w:hint="eastAsia"/>
+        </w:rPr>
       </w:pPr>
       <w:r>
         <w:rPr>
@@ -12269,32 +12339,17 @@
       </w:r>
     </w:p>
     <w:p>
-      <w:r>
-        <w:t>受限于同态密文极其庞大的计算开销，本研究抛弃了对密文</w:t>
-      </w:r>
-      <w:proofErr w:type="gramStart"/>
-      <w:r>
-        <w:t>计算极</w:t>
-      </w:r>
-      <w:proofErr w:type="gramEnd"/>
-      <w:r>
-        <w:t>不友好的最大</w:t>
-      </w:r>
-      <w:proofErr w:type="gramStart"/>
-      <w:r>
-        <w:t>池化层</w:t>
-      </w:r>
-      <w:proofErr w:type="gramEnd"/>
-      <w:r>
-        <w:t>，将其等效替换为不消耗乘法深度的平均</w:t>
-      </w:r>
-      <w:proofErr w:type="gramStart"/>
-      <w:r>
-        <w:t>池化层</w:t>
-      </w:r>
-      <w:proofErr w:type="gramEnd"/>
-      <w:r>
-        <w:t>。通过预先冻结多项式系数并进行“多项式感知”的从零重训练，成功使网络权重适应了数学逼近引入的微小分布偏移。明文对比实验客观证明了：3 阶多项式在牺牲约 2%-4% 准确率的代价下，换取了计算复杂度的显著降低；而 5 阶多项式则能做到几乎无损的精度替换。</w:t>
+      <w:pPr>
+        <w:rPr>
+          <w:rFonts w:hint="eastAsia"/>
+        </w:rPr>
+      </w:pPr>
+      <w:r>
+        <w:t>受限于同态密文极其庞大的计算开销，本研究抛弃了对密文计算极不友好的最大池化层，将其等效替换为不消耗乘法深度的平均池化层。通过预先冻结多项式系数并进行“多项式感知”的从零重训练，成功使网络权重适应了数学逼近引入的微小分布偏移。明</w:t>
+      </w:r>
+      <w:r>
+        <w:lastRenderedPageBreak/>
+        <w:t>文对比实验客观证明了：3 阶多项式在牺牲约 2%-4% 准确率的代价下，换取了计算复杂度的显著降低；而 5 阶多项式则能做到几乎无损的精度替换。</w:t>
       </w:r>
     </w:p>
     <w:p>
@@ -12303,6 +12358,9 @@
           <w:ilvl w:val="0"/>
           <w:numId w:val="18"/>
         </w:numPr>
+        <w:rPr>
+          <w:rFonts w:hint="eastAsia"/>
+        </w:rPr>
       </w:pPr>
       <w:r>
         <w:rPr>
@@ -12331,15 +12389,7 @@
         </m:r>
       </m:oMath>
       <w:r>
-        <w:t>）下，CKKS 方案引入的密码学近似误差不足以改变最终的分类决策边界。然而，时间开销评估同样揭示了一个残酷的客观现实：即便是处理极度精简的浅层网络，其单张图像的密文推理耗时也膨胀了成百上千</w:t>
-      </w:r>
-      <w:proofErr w:type="gramStart"/>
-      <w:r>
-        <w:t>倍</w:t>
-      </w:r>
-      <w:proofErr w:type="gramEnd"/>
-      <w:r>
-        <w:t>。这清晰地验证了同态加密方案的可行性及性能损失。</w:t>
+        <w:t>）下，CKKS 方案引入的密码学近似误差不足以改变最终的分类决策边界。然而，时间开销评估同样揭示了一个残酷的客观现实：即便是处理极度精简的浅层网络，其单张图像的密文推理耗时也膨胀了成百上千倍。这清晰地验证了同态加密方案的可行性及性能损失。</w:t>
       </w:r>
     </w:p>
     <w:p>
@@ -12355,20 +12405,20 @@
           <w:ilvl w:val="0"/>
           <w:numId w:val="6"/>
         </w:numPr>
-      </w:pPr>
-      <w:r>
-        <w:t>6.2 存在的不足与未来研究方向（可探讨如何结合自</w:t>
-      </w:r>
-      <w:proofErr w:type="gramStart"/>
-      <w:r>
-        <w:t>举技术</w:t>
-      </w:r>
-      <w:proofErr w:type="gramEnd"/>
-      <w:r>
-        <w:t>支持更深的网络）</w:t>
-      </w:r>
-    </w:p>
-    <w:p>
+        <w:rPr>
+          <w:rFonts w:hint="eastAsia"/>
+        </w:rPr>
+      </w:pPr>
+      <w:r>
+        <w:t>6.2 存在的不足与未来研究方向（可探讨如何结合自举技术支持更深的网络）</w:t>
+      </w:r>
+    </w:p>
+    <w:p>
+      <w:pPr>
+        <w:rPr>
+          <w:rFonts w:hint="eastAsia"/>
+        </w:rPr>
+      </w:pPr>
       <w:r>
         <w:t>本课题虽然在浅层网络和低分辨率数据集（Fashion-MNIST）上完成了同态推理闭环，但若要将其推向具有深层网络结构的复杂工业级视觉任务（如使用 ResNet20 处理 CIFAR-10 或 ImageNet 数据集），现有的无自举（Bootstrapping-free）分层同态加密方案仍存在不可逾越的物理壁垒。基于当前的局限性，未来研究可向以下三个维度延伸：</w:t>
       </w:r>
@@ -12379,6 +12429,9 @@
           <w:ilvl w:val="0"/>
           <w:numId w:val="19"/>
         </w:numPr>
+        <w:rPr>
+          <w:rFonts w:hint="eastAsia"/>
+        </w:rPr>
       </w:pPr>
       <w:r>
         <w:rPr>
@@ -12388,27 +12441,7 @@
         <w:t>同态自举技术（Bootstrapping）的引入与优化</w:t>
       </w:r>
       <w:r>
-        <w:t>： 在本研究中，模型的网络深</w:t>
-      </w:r>
-      <w:r>
-        <w:lastRenderedPageBreak/>
-        <w:t>度被底层 CKKS 方案的初始乘法深度预算严格锁死。当</w:t>
-      </w:r>
-      <w:proofErr w:type="gramStart"/>
-      <w:r>
-        <w:t>多项式阶数提高</w:t>
-      </w:r>
-      <w:proofErr w:type="gramEnd"/>
-      <w:r>
-        <w:t>或网络层数加深时，密文噪声将不可逆地淹没有效数据。未来必须引入自举技术（Bootstrapping）。该技术能够在密文计算的中途，同态地对密文自身进行解密与重新加密，从而重置噪声水平（即“洗密文”）。一旦自</w:t>
-      </w:r>
-      <w:proofErr w:type="gramStart"/>
-      <w:r>
-        <w:t>举技术</w:t>
-      </w:r>
-      <w:proofErr w:type="gramEnd"/>
-      <w:r>
-        <w:t xml:space="preserve">的时间开销能被优化到可接受范围，同态加密将能够支持具有无限深度的 </w:t>
+        <w:t xml:space="preserve">： 在本研究中，模型的网络深度被底层 CKKS 方案的初始乘法深度预算严格锁死。当多项式阶数提高或网络层数加深时，密文噪声将不可逆地淹没有效数据。未来必须引入自举技术（Bootstrapping）。该技术能够在密文计算的中途，同态地对密文自身进行解密与重新加密，从而重置噪声水平（即“洗密文”）。一旦自举技术的时间开销能被优化到可接受范围，同态加密将能够支持具有无限深度的 </w:t>
       </w:r>
       <w:proofErr w:type="spellStart"/>
       <w:r>
@@ -12425,6 +12458,9 @@
           <w:ilvl w:val="0"/>
           <w:numId w:val="19"/>
         </w:numPr>
+        <w:rPr>
+          <w:rFonts w:hint="eastAsia"/>
+        </w:rPr>
       </w:pPr>
       <w:r>
         <w:rPr>
@@ -12460,57 +12496,97 @@
           <w:b/>
           <w:bCs/>
         </w:rPr>
-        <w:t>软硬件协同的</w:t>
-      </w:r>
-      <w:proofErr w:type="gramStart"/>
+        <w:t>软硬件协同的底层算力加速（Hardware Acceleration）</w:t>
+      </w:r>
+      <w:r>
+        <w:t>： 如 5.3 节的客观数据所示，长达 8192 维度的多项式环运算（Ring-LWE）在传统 CPU 指令集上执行效率极低。未来的突破口在于底层硬件架构的革命，即针对同态加密中的大整数模乘、数论变换（NTT）等核心算子，开发专用的 ASIC 芯片或高度优化的 GPU/FPGA 加速方案。只有当底层算力实现了数量级的飞跃，隐私保护机器学习（PPML）的大规模商用落地才具备真实的工程意义。</w:t>
+      </w:r>
+    </w:p>
+    <w:p>
+      <w:pPr>
+        <w:rPr>
+          <w:rFonts w:hint="eastAsia"/>
+        </w:rPr>
+      </w:pPr>
       <w:r>
         <w:rPr>
           <w:b/>
           <w:bCs/>
         </w:rPr>
-        <w:t>底层算力加速</w:t>
-      </w:r>
-      <w:proofErr w:type="gramEnd"/>
+        <w:t>参考文献</w:t>
+      </w:r>
+    </w:p>
+    <w:p>
+      <w:pPr>
+        <w:rPr>
+          <w:rFonts w:hint="eastAsia"/>
+        </w:rPr>
+      </w:pPr>
+      <w:r>
+        <w:lastRenderedPageBreak/>
+        <w:t>（列出开题报告中提及的参考文献及同态加密开源库的相关文献）</w:t>
+      </w:r>
+    </w:p>
+    <w:p>
+      <w:pPr>
+        <w:rPr>
+          <w:rFonts w:hint="eastAsia"/>
+        </w:rPr>
+      </w:pPr>
+      <w:r>
+        <w:t xml:space="preserve">  </w:t>
+      </w:r>
       <w:r>
         <w:rPr>
           <w:b/>
           <w:bCs/>
         </w:rPr>
-        <w:t>（Hardware Acceleration）</w:t>
-      </w:r>
-      <w:r>
-        <w:t>： 如 5.3 节的客观数据所示，长达 8192 维度的多项式环运算（Ring-LWE）在传统 CPU 指令集上执行效率极低。未来的突破口在于底层硬件架构的革命，即针对同态加密中的大整数模乘、数论变换（NTT）等核心算子，开发专用的 ASIC 芯片或高度优化的 GPU/FPGA 加速方案。只有当</w:t>
-      </w:r>
-      <w:proofErr w:type="gramStart"/>
-      <w:r>
-        <w:t>底层算力实现</w:t>
-      </w:r>
-      <w:proofErr w:type="gramEnd"/>
-      <w:r>
-        <w:t>了数量级的飞跃，隐私保护机器学习（PPML）的大规模商用落地才具备真实的工程意义。</w:t>
-      </w:r>
-    </w:p>
-    <w:p>
-      <w:pPr>
-        <w:rPr>
-          <w:rFonts w:hint="eastAsia"/>
-        </w:rPr>
-      </w:pPr>
+        <w:t>[1]</w:t>
+      </w:r>
+      <w:r>
+        <w:t xml:space="preserve"> LeCun Y, Bengio Y, Hinton G. Deep learning[J]. Nature, 2015, 521(7553): 436-444. </w:t>
+      </w:r>
+      <w:r>
+        <w:rPr>
+          <w:i/>
+          <w:iCs/>
+        </w:rPr>
+        <w:t>(深度学习最经典的背景基石文献)</w:t>
+      </w:r>
+    </w:p>
+    <w:p>
+      <w:pPr>
+        <w:rPr>
+          <w:rFonts w:hint="eastAsia"/>
+        </w:rPr>
+      </w:pPr>
+      <w:r>
+        <w:t xml:space="preserve">  </w:t>
+      </w:r>
       <w:r>
         <w:rPr>
           <w:b/>
           <w:bCs/>
         </w:rPr>
-        <w:t>参考文献</w:t>
-      </w:r>
-    </w:p>
-    <w:p>
-      <w:r>
-        <w:t>（列出开题报告中提及的参考文献及同态加密开源库的相关文献）</w:t>
-      </w:r>
-    </w:p>
-    <w:p>
-      <w:proofErr w:type="gramStart"/>
+        <w:t>[2]</w:t>
+      </w:r>
+      <w:r>
+        <w:t xml:space="preserve"> 陈品极, 何琨, 陈晶, 等. 隐私保护深度学习研究综述[J]. 密码学报(中英文), 2024, 11(4): 771-798. </w:t>
+      </w:r>
+      <w:r>
+        <w:rPr>
+          <w:i/>
+          <w:iCs/>
+        </w:rPr>
+        <w:t>(对应你的第一篇综述，支撑数据泄露背景与通信开销痛点)</w:t>
+      </w:r>
+    </w:p>
+    <w:p>
+      <w:pPr>
+        <w:rPr>
+          <w:rFonts w:hint="eastAsia"/>
+        </w:rPr>
+      </w:pPr>
       <w:r>
         <w:t xml:space="preserve">  </w:t>
       </w:r>
@@ -12519,44 +12595,103 @@
           <w:b/>
           <w:bCs/>
         </w:rPr>
-        <w:t>[</w:t>
-      </w:r>
-      <w:proofErr w:type="gramEnd"/>
+        <w:t>[3]</w:t>
+      </w:r>
+      <w:r>
+        <w:t xml:space="preserve"> 杨洪朝, 易梦军, 李培佳, 等. 同态加密在深度学习中的应用综述[J]. 计算机科学与探索, 2024, 18(12): 3065-3079. </w:t>
+      </w:r>
+      <w:r>
+        <w:rPr>
+          <w:i/>
+          <w:iCs/>
+        </w:rPr>
+        <w:t>(对应你的第二篇综述，支撑同态加密概念与多项式近似思路)</w:t>
+      </w:r>
+    </w:p>
+    <w:p>
+      <w:pPr>
+        <w:rPr>
+          <w:rFonts w:hint="eastAsia"/>
+        </w:rPr>
+      </w:pPr>
+      <w:r>
+        <w:t xml:space="preserve">  </w:t>
+      </w:r>
       <w:r>
         <w:rPr>
           <w:b/>
           <w:bCs/>
         </w:rPr>
-        <w:t>1]</w:t>
-      </w:r>
-      <w:r>
-        <w:t xml:space="preserve"> LeCun Y, Bengio Y, Hinton G. Deep learning[J]. Nature, 2015, 521(7553): 436-444. </w:t>
+        <w:t>[4]</w:t>
+      </w:r>
+      <w:r>
+        <w:t xml:space="preserve"> Cheon J H, Kim A, Kim M, et al. Homomorphic encryption for arithmetic of approximate numbers[C]//Advances in Cryptology–ASIACRYPT 2017. Springer, Cham, 2017: 409-437. </w:t>
       </w:r>
       <w:r>
         <w:rPr>
           <w:i/>
           <w:iCs/>
         </w:rPr>
-        <w:t>(深度学习</w:t>
-      </w:r>
-      <w:proofErr w:type="gramStart"/>
+        <w:t>(大名鼎鼎的 CKKS 算法原始提出文献，同态加密领域必引)</w:t>
+      </w:r>
+    </w:p>
+    <w:p>
+      <w:pPr>
+        <w:rPr>
+          <w:rFonts w:hint="eastAsia"/>
+        </w:rPr>
+      </w:pPr>
+      <w:r>
+        <w:t xml:space="preserve">  </w:t>
+      </w:r>
+      <w:r>
+        <w:rPr>
+          <w:b/>
+          <w:bCs/>
+        </w:rPr>
+        <w:t>[5]</w:t>
+      </w:r>
+      <w:r>
+        <w:t xml:space="preserve"> Gilad-Bachrach R, Dowlin N, Laine K, et al. </w:t>
+      </w:r>
+      <w:proofErr w:type="spellStart"/>
+      <w:r>
+        <w:t>CryptoNets</w:t>
+      </w:r>
+      <w:proofErr w:type="spellEnd"/>
+      <w:r>
+        <w:t xml:space="preserve">: Applying neural networks to encrypted data with high throughput and accuracy[C]//International Conference on Machine Learning (ICML). PMLR, 2016: 201-210. </w:t>
+      </w:r>
       <w:r>
         <w:rPr>
           <w:i/>
           <w:iCs/>
         </w:rPr>
-        <w:t>最</w:t>
-      </w:r>
-      <w:proofErr w:type="gramEnd"/>
+        <w:t xml:space="preserve">(隐私保护机器学习的开山之作，用平方函数替换 </w:t>
+      </w:r>
+      <w:proofErr w:type="spellStart"/>
       <w:r>
         <w:rPr>
           <w:i/>
           <w:iCs/>
         </w:rPr>
-        <w:t>经典的背景基石文献)</w:t>
-      </w:r>
-    </w:p>
-    <w:p>
+        <w:t>ReLU</w:t>
+      </w:r>
+      <w:proofErr w:type="spellEnd"/>
+      <w:r>
+        <w:rPr>
+          <w:i/>
+          <w:iCs/>
+        </w:rPr>
+        <w:t xml:space="preserve"> 的出处)</w:t>
+      </w:r>
+    </w:p>
+    <w:p>
+      <w:pPr>
+        <w:rPr>
+          <w:rFonts w:hint="eastAsia"/>
+        </w:rPr>
+      </w:pPr>
       <w:r>
         <w:t xml:space="preserve">  </w:t>
       </w:r>
@@ -12565,28 +12700,25 @@
           <w:b/>
           <w:bCs/>
         </w:rPr>
-        <w:t>[2]</w:t>
-      </w:r>
-      <w:r>
-        <w:t xml:space="preserve"> </w:t>
-      </w:r>
-      <w:proofErr w:type="gramStart"/>
-      <w:r>
-        <w:t>陈品极</w:t>
-      </w:r>
-      <w:proofErr w:type="gramEnd"/>
-      <w:r>
-        <w:t xml:space="preserve">, 何琨, 陈晶, 等. 隐私保护深度学习研究综述[J]. 密码学报(中英文), 2024, 11(4): 771-798. </w:t>
+        <w:t>[6]</w:t>
+      </w:r>
+      <w:r>
+        <w:t xml:space="preserve"> Zhang Q, Wang C, Wu H Y, et al. GELU-Net: A globally encrypted, locally unencrypted deep neural network for privacy-preserved learning[C]//IJCAI. 2018: 3933-3939. </w:t>
       </w:r>
       <w:r>
         <w:rPr>
           <w:i/>
           <w:iCs/>
         </w:rPr>
-        <w:t>(对应你的第一篇综述，支撑数据泄露背景与通信开销痛点)</w:t>
-      </w:r>
-    </w:p>
-    <w:p>
+        <w:t>(发回客户端计算的反面教材代表)</w:t>
+      </w:r>
+    </w:p>
+    <w:p>
+      <w:pPr>
+        <w:rPr>
+          <w:rFonts w:hint="eastAsia"/>
+        </w:rPr>
+      </w:pPr>
       <w:r>
         <w:t xml:space="preserve">  </w:t>
       </w:r>
@@ -12595,29 +12727,49 @@
           <w:b/>
           <w:bCs/>
         </w:rPr>
-        <w:t>[3]</w:t>
+        <w:t>[7]</w:t>
       </w:r>
       <w:r>
         <w:t xml:space="preserve"> </w:t>
       </w:r>
-      <w:proofErr w:type="gramStart"/>
-      <w:r>
-        <w:t>杨洪朝</w:t>
-      </w:r>
-      <w:proofErr w:type="gramEnd"/>
-      <w:r>
-        <w:t xml:space="preserve">, 易梦军, 李培佳, 等. 同态加密在深度学习中的应用综述[J]. 计算机科学与探索, 2024, 18(12): 3065-3079. </w:t>
+      <w:proofErr w:type="spellStart"/>
+      <w:r>
+        <w:t>Chabanne</w:t>
+      </w:r>
+      <w:proofErr w:type="spellEnd"/>
+      <w:r>
+        <w:t xml:space="preserve"> H, de </w:t>
+      </w:r>
+      <w:proofErr w:type="spellStart"/>
+      <w:r>
+        <w:t>Wargny</w:t>
+      </w:r>
+      <w:proofErr w:type="spellEnd"/>
+      <w:r>
+        <w:t xml:space="preserve"> A, Milgram J, et al. Privacy-preserving classification on deep neural network[J]. IACR Cryptology </w:t>
+      </w:r>
+      <w:proofErr w:type="spellStart"/>
+      <w:r>
+        <w:t>ePrint</w:t>
+      </w:r>
+      <w:proofErr w:type="spellEnd"/>
+      <w:r>
+        <w:t xml:space="preserve"> Archive, 2017: 35. </w:t>
       </w:r>
       <w:r>
         <w:rPr>
           <w:i/>
           <w:iCs/>
         </w:rPr>
-        <w:t>(对应你的第二篇综述，支撑同态加密概念与多项式近似思路)</w:t>
-      </w:r>
-    </w:p>
-    <w:p>
-      <w:proofErr w:type="gramStart"/>
+        <w:t>(提出用 BN 层辅助多项式逼近的经典文献)</w:t>
+      </w:r>
+    </w:p>
+    <w:p>
+      <w:pPr>
+        <w:rPr>
+          <w:rFonts w:hint="eastAsia"/>
+        </w:rPr>
+      </w:pPr>
       <w:r>
         <w:t xml:space="preserve">  </w:t>
       </w:r>
@@ -12626,29 +12778,84 @@
           <w:b/>
           <w:bCs/>
         </w:rPr>
-        <w:t>[</w:t>
-      </w:r>
-      <w:proofErr w:type="gramEnd"/>
+        <w:t>[8]</w:t>
+      </w:r>
+      <w:r>
+        <w:t xml:space="preserve"> </w:t>
+      </w:r>
+      <w:proofErr w:type="spellStart"/>
+      <w:r>
+        <w:t>Hesamifard</w:t>
+      </w:r>
+      <w:proofErr w:type="spellEnd"/>
+      <w:r>
+        <w:t xml:space="preserve"> E, </w:t>
+      </w:r>
+      <w:proofErr w:type="spellStart"/>
+      <w:r>
+        <w:t>Takabi</w:t>
+      </w:r>
+      <w:proofErr w:type="spellEnd"/>
+      <w:r>
+        <w:t xml:space="preserve"> H, Ghasemi M. </w:t>
+      </w:r>
+      <w:proofErr w:type="spellStart"/>
+      <w:r>
+        <w:t>CryptoDL</w:t>
+      </w:r>
+      <w:proofErr w:type="spellEnd"/>
+      <w:r>
+        <w:t xml:space="preserve">: Deep neural networks over encrypted data[J]. </w:t>
+      </w:r>
+      <w:proofErr w:type="spellStart"/>
+      <w:r>
+        <w:t>arXiv</w:t>
+      </w:r>
+      <w:proofErr w:type="spellEnd"/>
+      <w:r>
+        <w:t xml:space="preserve"> preprint arXiv:1711.05189, 2017. </w:t>
+      </w:r>
+      <w:r>
+        <w:rPr>
+          <w:i/>
+          <w:iCs/>
+        </w:rPr>
+        <w:t>(系统性对比泰勒展开与切比雪夫的经典文献，与我们的第三章高度契合)</w:t>
+      </w:r>
+    </w:p>
+    <w:p>
+      <w:pPr>
+        <w:rPr>
+          <w:rFonts w:hint="eastAsia"/>
+        </w:rPr>
+      </w:pPr>
+      <w:r>
+        <w:t xml:space="preserve">  </w:t>
+      </w:r>
       <w:r>
         <w:rPr>
           <w:b/>
           <w:bCs/>
         </w:rPr>
-        <w:t>4]</w:t>
-      </w:r>
-      <w:r>
-        <w:t xml:space="preserve"> Cheon J H, Kim A, Kim M, et al. Homomorphic encryption for arithmetic of approximate numbers[C]//Advances in Cryptology–ASIACRYPT 2017. Springer, Cham, 2017: 409-437. </w:t>
+        <w:t>[9]</w:t>
+      </w:r>
+      <w:r>
+        <w:t xml:space="preserve"> Lee J, Lee E, Lee J W, et al. Precise approximation of convolutional neural networks for homomorphically encrypted data[J]. IEEE Access, 2023, 11: 62062-62076. </w:t>
       </w:r>
       <w:r>
         <w:rPr>
           <w:i/>
           <w:iCs/>
         </w:rPr>
-        <w:t>(大名鼎鼎的 CKKS 算法原始提出文献，同态加密领域必引)</w:t>
-      </w:r>
-    </w:p>
-    <w:p>
-      <w:proofErr w:type="gramStart"/>
+        <w:t>(最新的高精度极小极大近似文献)</w:t>
+      </w:r>
+    </w:p>
+    <w:p>
+      <w:pPr>
+        <w:rPr>
+          <w:rFonts w:hint="eastAsia"/>
+        </w:rPr>
+      </w:pPr>
       <w:r>
         <w:t xml:space="preserve">  </w:t>
       </w:r>
@@ -12657,55 +12864,119 @@
           <w:b/>
           <w:bCs/>
         </w:rPr>
-        <w:t>[</w:t>
-      </w:r>
-      <w:proofErr w:type="gramEnd"/>
+        <w:t>[10]</w:t>
+      </w:r>
+      <w:r>
+        <w:t xml:space="preserve"> Acar A, Aksu H, </w:t>
+      </w:r>
+      <w:proofErr w:type="spellStart"/>
+      <w:r>
+        <w:t>Uluagac</w:t>
+      </w:r>
+      <w:proofErr w:type="spellEnd"/>
+      <w:r>
+        <w:t xml:space="preserve"> A S, et al. A survey on homomorphic encryption schemes: theory and implementation[J]. ACM Computing Surveys, 2018, 51(4): 1-35. </w:t>
+      </w:r>
+      <w:r>
+        <w:rPr>
+          <w:i/>
+          <w:iCs/>
+        </w:rPr>
+        <w:t>(同态加密性能开销瓶颈的权威背书)</w:t>
+      </w:r>
+    </w:p>
+    <w:p>
+      <w:pPr>
+        <w:rPr>
+          <w:rFonts w:hint="eastAsia"/>
+        </w:rPr>
+      </w:pPr>
+    </w:p>
+    <w:p>
+      <w:pPr>
+        <w:rPr>
+          <w:rFonts w:hint="eastAsia"/>
+        </w:rPr>
+      </w:pPr>
+      <w:r>
+        <w:t xml:space="preserve">  </w:t>
+      </w:r>
       <w:r>
         <w:rPr>
           <w:b/>
           <w:bCs/>
         </w:rPr>
-        <w:t>5]</w:t>
-      </w:r>
-      <w:r>
-        <w:t xml:space="preserve"> Gilad-Bachrach R, Dowlin N, Laine K, et al. </w:t>
+        <w:t>[11]</w:t>
+      </w:r>
+      <w:r>
+        <w:t xml:space="preserve"> Acar A, Aksu H, </w:t>
       </w:r>
       <w:proofErr w:type="spellStart"/>
       <w:r>
-        <w:t>CryptoNets</w:t>
+        <w:t>Uluagac</w:t>
       </w:r>
       <w:proofErr w:type="spellEnd"/>
       <w:r>
-        <w:t xml:space="preserve">: Applying neural networks to encrypted data with high throughput and accuracy[C]//International Conference on Machine Learning (ICML). PMLR, 2016: 201-210. </w:t>
+        <w:t xml:space="preserve"> A S, et al. A survey on homomorphic encryption schemes: theory and implementation[J]. ACM Computing Surveys, 2018, 51(4): 1-35. </w:t>
       </w:r>
       <w:r>
         <w:rPr>
           <w:i/>
           <w:iCs/>
         </w:rPr>
-        <w:t xml:space="preserve">(隐私保护机器学习的开山之作，用平方函数替换 </w:t>
-      </w:r>
-      <w:proofErr w:type="spellStart"/>
+        <w:t>(综</w:t>
+      </w:r>
       <w:r>
         <w:rPr>
           <w:i/>
           <w:iCs/>
         </w:rPr>
-        <w:t>ReLU</w:t>
+        <w:lastRenderedPageBreak/>
+        <w:t>述1引用，解释HE原理的权威文献)</w:t>
+      </w:r>
+    </w:p>
+    <w:p>
+      <w:pPr>
+        <w:rPr>
+          <w:rFonts w:hint="eastAsia"/>
+        </w:rPr>
+      </w:pPr>
+      <w:r>
+        <w:t xml:space="preserve">  </w:t>
+      </w:r>
+      <w:r>
+        <w:rPr>
+          <w:b/>
+          <w:bCs/>
+        </w:rPr>
+        <w:t>[12]</w:t>
+      </w:r>
+      <w:r>
+        <w:t xml:space="preserve"> Rivest R L, Adleman L, </w:t>
+      </w:r>
+      <w:proofErr w:type="spellStart"/>
+      <w:r>
+        <w:t>Dertouzos</w:t>
       </w:r>
       <w:proofErr w:type="spellEnd"/>
+      <w:r>
+        <w:t xml:space="preserve"> M L. On data banks and privacy homomorphisms[J]. Foundations of secure computation, 1978, 4(11): 169-180. </w:t>
+      </w:r>
       <w:r>
         <w:rPr>
           <w:i/>
           <w:iCs/>
         </w:rPr>
-        <w:t xml:space="preserve"> 的出处)</w:t>
-      </w:r>
-    </w:p>
-    <w:p>
-      <w:proofErr w:type="gramStart"/>
-      <w:r>
-        <w:lastRenderedPageBreak/>
+        <w:t>(综述2引用，隐私同态的起源文献)</w:t>
+      </w:r>
+    </w:p>
+    <w:p>
+      <w:pPr>
+        <w:rPr>
+          <w:rFonts w:hint="eastAsia"/>
+        </w:rPr>
+      </w:pPr>
+      <w:r>
         <w:t xml:space="preserve">  </w:t>
       </w:r>
       <w:r>
@@ -12713,29 +12984,52 @@
           <w:b/>
           <w:bCs/>
         </w:rPr>
-        <w:t>[</w:t>
-      </w:r>
-      <w:proofErr w:type="gramEnd"/>
+        <w:t>[13]</w:t>
+      </w:r>
+      <w:r>
+        <w:t xml:space="preserve"> 张晶, 辛诚, 吴海波. 基于多方安全计算的隐私保护深度学习研究综述[J]. 物联网学报(英文版), 2021, 8(13): 10412-10429. </w:t>
+      </w:r>
+      <w:r>
+        <w:rPr>
+          <w:i/>
+          <w:iCs/>
+        </w:rPr>
+        <w:t>(综述1引用，提供分类标准的权威中文背书)</w:t>
+      </w:r>
+    </w:p>
+    <w:p>
+      <w:pPr>
+        <w:rPr>
+          <w:rFonts w:hint="eastAsia"/>
+        </w:rPr>
+      </w:pPr>
+      <w:r>
+        <w:t xml:space="preserve">  </w:t>
+      </w:r>
       <w:r>
         <w:rPr>
           <w:b/>
           <w:bCs/>
         </w:rPr>
-        <w:t>6]</w:t>
-      </w:r>
-      <w:r>
-        <w:t xml:space="preserve"> Zhang Q, Wang C, Wu H Y, et al. GELU-Net: A globally encrypted, locally unencrypted deep neural network for privacy-preserved learning[C]//IJCAI. 2018: 3933-3939. </w:t>
+        <w:t>[14]</w:t>
+      </w:r>
+      <w:r>
+        <w:t xml:space="preserve"> Gentry C. Fully homomorphic encryption using ideal lattices[C]//Proceedings of the forty-first annual ACM symposium on Theory of computing. ACM, 2009: 169-178. </w:t>
       </w:r>
       <w:r>
         <w:rPr>
           <w:i/>
           <w:iCs/>
         </w:rPr>
-        <w:t>(发回客户端计算的反面教材代表)</w:t>
-      </w:r>
-    </w:p>
-    <w:p>
-      <w:proofErr w:type="gramStart"/>
+        <w:t>(两篇综述均引用的绝对核心：Gentry的FHE开山之作)</w:t>
+      </w:r>
+    </w:p>
+    <w:p>
+      <w:pPr>
+        <w:rPr>
+          <w:rFonts w:hint="eastAsia"/>
+        </w:rPr>
+      </w:pPr>
       <w:r>
         <w:t xml:space="preserve">  </w:t>
       </w:r>
@@ -12744,53 +13038,68 @@
           <w:b/>
           <w:bCs/>
         </w:rPr>
-        <w:t>[</w:t>
-      </w:r>
-      <w:proofErr w:type="gramEnd"/>
+        <w:t>[15]</w:t>
+      </w:r>
+      <w:r>
+        <w:t xml:space="preserve"> </w:t>
+      </w:r>
+      <w:proofErr w:type="spellStart"/>
+      <w:r>
+        <w:t>Brakerski</w:t>
+      </w:r>
+      <w:proofErr w:type="spellEnd"/>
+      <w:r>
+        <w:t xml:space="preserve"> Z, Gentry C, </w:t>
+      </w:r>
+      <w:proofErr w:type="spellStart"/>
+      <w:r>
+        <w:t>Vaikuntanathan</w:t>
+      </w:r>
+      <w:proofErr w:type="spellEnd"/>
+      <w:r>
+        <w:t xml:space="preserve"> V. (Leveled) fully homomorphic encryption without bootstrapping[J]. ACM Transactions on Computation Theory (TOCT), 2014, 6(3): 1-36. </w:t>
+      </w:r>
+      <w:r>
+        <w:rPr>
+          <w:i/>
+          <w:iCs/>
+        </w:rPr>
+        <w:t>(综述1引用，BGV方案原始出处，论证完备集必备)</w:t>
+      </w:r>
+    </w:p>
+    <w:p>
+      <w:pPr>
+        <w:rPr>
+          <w:rFonts w:hint="eastAsia"/>
+        </w:rPr>
+      </w:pPr>
+      <w:r>
+        <w:t xml:space="preserve">  </w:t>
+      </w:r>
       <w:r>
         <w:rPr>
           <w:b/>
           <w:bCs/>
         </w:rPr>
-        <w:t>7]</w:t>
-      </w:r>
-      <w:r>
-        <w:t xml:space="preserve"> </w:t>
-      </w:r>
-      <w:proofErr w:type="spellStart"/>
-      <w:r>
-        <w:t>Chabanne</w:t>
-      </w:r>
-      <w:proofErr w:type="spellEnd"/>
-      <w:r>
-        <w:t xml:space="preserve"> H, de </w:t>
-      </w:r>
-      <w:proofErr w:type="spellStart"/>
-      <w:r>
-        <w:t>Wargny</w:t>
-      </w:r>
-      <w:proofErr w:type="spellEnd"/>
-      <w:r>
-        <w:t xml:space="preserve"> A, Milgram J, et al. Privacy-preserving classification on deep neural network[J]. IACR Cryptology </w:t>
-      </w:r>
-      <w:proofErr w:type="spellStart"/>
-      <w:r>
-        <w:t>ePrint</w:t>
-      </w:r>
-      <w:proofErr w:type="spellEnd"/>
-      <w:r>
-        <w:t xml:space="preserve"> Archive, 2017: 35. </w:t>
+        <w:t>[16]</w:t>
+      </w:r>
+      <w:r>
+        <w:t xml:space="preserve"> Cheon J H, Kim A, Kim M, et al. Homomorphic encryption for arithmetic of approximate numbers[C]//ASIACRYPT 2017. Springer, Cham, 2017: 409-437. </w:t>
       </w:r>
       <w:r>
         <w:rPr>
           <w:i/>
           <w:iCs/>
         </w:rPr>
-        <w:t>(提出用 BN 层辅助多项式逼近的经典文献)</w:t>
-      </w:r>
-    </w:p>
-    <w:p>
-      <w:proofErr w:type="gramStart"/>
+        <w:t>(两篇综述均引用的CKKS算法原神文献)</w:t>
+      </w:r>
+    </w:p>
+    <w:p>
+      <w:pPr>
+        <w:rPr>
+          <w:rFonts w:hint="eastAsia"/>
+        </w:rPr>
+      </w:pPr>
       <w:r>
         <w:t xml:space="preserve">  </w:t>
       </w:r>
@@ -12799,85 +13108,196 @@
           <w:b/>
           <w:bCs/>
         </w:rPr>
-        <w:t>[</w:t>
-      </w:r>
-      <w:proofErr w:type="gramEnd"/>
+        <w:t>[17]</w:t>
+      </w:r>
+      <w:r>
+        <w:t xml:space="preserve"> Cheon J H, Han K, Kim A, et al. A full RNS variant of approximate homomorphic encryption[C]//SAC 2018. Springer, Cham, 2019: 347-368. </w:t>
+      </w:r>
+      <w:r>
+        <w:rPr>
+          <w:i/>
+          <w:iCs/>
+        </w:rPr>
+        <w:t>(综述2引用，解释浮点数和近似计算的基础)</w:t>
+      </w:r>
+    </w:p>
+    <w:p>
+      <w:pPr>
+        <w:rPr>
+          <w:rFonts w:hint="eastAsia"/>
+        </w:rPr>
+      </w:pPr>
+      <w:r>
+        <w:t xml:space="preserve">  </w:t>
+      </w:r>
       <w:r>
         <w:rPr>
           <w:b/>
           <w:bCs/>
         </w:rPr>
-        <w:t>8]</w:t>
-      </w:r>
-      <w:r>
-        <w:t xml:space="preserve"> Hesamifard E, </w:t>
-      </w:r>
-      <w:proofErr w:type="spellStart"/>
-      <w:r>
-        <w:t>Takabi</w:t>
-      </w:r>
-      <w:proofErr w:type="spellEnd"/>
-      <w:r>
-        <w:t xml:space="preserve"> H, Ghasemi M. </w:t>
-      </w:r>
-      <w:proofErr w:type="spellStart"/>
-      <w:r>
-        <w:t>CryptoDL</w:t>
-      </w:r>
-      <w:proofErr w:type="spellEnd"/>
-      <w:r>
-        <w:t xml:space="preserve">: Deep neural networks over encrypted data[J]. </w:t>
-      </w:r>
-      <w:proofErr w:type="spellStart"/>
-      <w:r>
-        <w:t>arXiv</w:t>
-      </w:r>
-      <w:proofErr w:type="spellEnd"/>
-      <w:r>
-        <w:t xml:space="preserve"> preprint arXiv:1711.05189, 2017. </w:t>
+        <w:t>[18]</w:t>
+      </w:r>
+      <w:r>
+        <w:t xml:space="preserve"> Jiang X Q, Kim M, Lauter K, et al. Secure outsourced matrix computation and application to neural networks[C]//CCS 2018. ACM, 2018: 1209-1222. </w:t>
       </w:r>
       <w:r>
         <w:rPr>
           <w:i/>
           <w:iCs/>
         </w:rPr>
-        <w:t>(系统性对比泰</w:t>
-      </w:r>
-      <w:proofErr w:type="gramStart"/>
+        <w:t>(综述1引用，解释重缩放与矩阵计算)</w:t>
+      </w:r>
+    </w:p>
+    <w:p>
+      <w:pPr>
+        <w:rPr>
+          <w:rFonts w:hint="eastAsia"/>
+        </w:rPr>
+      </w:pPr>
+      <w:r>
+        <w:t xml:space="preserve">  </w:t>
+      </w:r>
+      <w:r>
+        <w:rPr>
+          <w:b/>
+          <w:bCs/>
+        </w:rPr>
+        <w:t>[19]</w:t>
+      </w:r>
+      <w:r>
+        <w:t xml:space="preserve"> Reagen B, Choi W S, Ko Y, et al. Cheetah: Optimizing and accelerating homomorphic encryption for private inference[C]//HPCA 2021. IEEE, 2021: 26-39. </w:t>
+      </w:r>
       <w:r>
         <w:rPr>
           <w:i/>
           <w:iCs/>
         </w:rPr>
-        <w:t>勒展开</w:t>
-      </w:r>
-      <w:proofErr w:type="gramEnd"/>
+        <w:t>(综述1引用，论证乘法深度物理限制与加速)</w:t>
+      </w:r>
+    </w:p>
+    <w:p>
+      <w:pPr>
+        <w:rPr>
+          <w:rFonts w:hint="eastAsia"/>
+        </w:rPr>
+      </w:pPr>
+      <w:r>
+        <w:t xml:space="preserve">  </w:t>
+      </w:r>
+      <w:r>
+        <w:rPr>
+          <w:b/>
+          <w:bCs/>
+        </w:rPr>
+        <w:t>[20]</w:t>
+      </w:r>
+      <w:r>
+        <w:t xml:space="preserve"> Li Z, Liu F, Yang W, et al. A survey of convolutional neural networks: analysis, applications, and prospects[J]. IEEE Transactions on Neural Networks and Learning Systems, 2021, 33(12): 6999-7019. </w:t>
+      </w:r>
       <w:r>
         <w:rPr>
           <w:i/>
           <w:iCs/>
         </w:rPr>
-        <w:t>与切比雪夫的经典文献，与我们的第三</w:t>
-      </w:r>
-      <w:proofErr w:type="gramStart"/>
+        <w:t>(综述2引用，交代CNN线性与非线性层结构)</w:t>
+      </w:r>
+    </w:p>
+    <w:p>
+      <w:pPr>
+        <w:rPr>
+          <w:rFonts w:hint="eastAsia"/>
+        </w:rPr>
+      </w:pPr>
+      <w:r>
+        <w:t xml:space="preserve">  </w:t>
+      </w:r>
+      <w:r>
+        <w:rPr>
+          <w:b/>
+          <w:bCs/>
+        </w:rPr>
+        <w:t>[21]</w:t>
+      </w:r>
+      <w:r>
+        <w:t xml:space="preserve"> Lee J, Lee E, Lee J W, et al. Precise approximation of convolutional neural networks for homomorphically encrypted data[J]. IEEE Access, 2023, 11: 62062-62076. </w:t>
+      </w:r>
       <w:r>
         <w:rPr>
           <w:i/>
           <w:iCs/>
         </w:rPr>
-        <w:t>章高度</w:t>
-      </w:r>
-      <w:proofErr w:type="gramEnd"/>
+        <w:t>(综述2引用，高阶逼近与激活函数特性的重要文献)</w:t>
+      </w:r>
+    </w:p>
+    <w:p>
+      <w:pPr>
+        <w:rPr>
+          <w:rFonts w:hint="eastAsia"/>
+        </w:rPr>
+      </w:pPr>
+      <w:r>
+        <w:t xml:space="preserve">  </w:t>
+      </w:r>
+      <w:r>
+        <w:rPr>
+          <w:b/>
+          <w:bCs/>
+        </w:rPr>
+        <w:t>[22]</w:t>
+      </w:r>
+      <w:r>
+        <w:t xml:space="preserve"> </w:t>
+      </w:r>
+      <w:proofErr w:type="spellStart"/>
+      <w:r>
+        <w:t>Hesamifard</w:t>
+      </w:r>
+      <w:proofErr w:type="spellEnd"/>
+      <w:r>
+        <w:t xml:space="preserve"> E, </w:t>
+      </w:r>
+      <w:proofErr w:type="spellStart"/>
+      <w:r>
+        <w:t>Takabi</w:t>
+      </w:r>
+      <w:proofErr w:type="spellEnd"/>
+      <w:r>
+        <w:t xml:space="preserve"> H, Ghasemi M, et al. Privacy-preserving machine learning as a service[J]. Proceedings on Privacy Enhancing Technologies, 2018, 2018(3): </w:t>
+      </w:r>
+      <w:r>
+        <w:lastRenderedPageBreak/>
+        <w:t xml:space="preserve">123-142. </w:t>
+      </w:r>
       <w:r>
         <w:rPr>
           <w:i/>
           <w:iCs/>
         </w:rPr>
-        <w:t>契合)</w:t>
-      </w:r>
-    </w:p>
-    <w:p>
-      <w:proofErr w:type="gramStart"/>
+        <w:t>(综述1引用，</w:t>
+      </w:r>
+      <w:proofErr w:type="spellStart"/>
+      <w:r>
+        <w:rPr>
+          <w:i/>
+          <w:iCs/>
+        </w:rPr>
+        <w:t>CryptoDL</w:t>
+      </w:r>
+      <w:proofErr w:type="spellEnd"/>
+      <w:r>
+        <w:rPr>
+          <w:i/>
+          <w:iCs/>
+        </w:rPr>
+        <w:t>方案，对比泰勒与低次多项式必须引用的神文)</w:t>
+      </w:r>
+    </w:p>
+    <w:p>
+      <w:pPr>
+        <w:rPr>
+          <w:rFonts w:hint="eastAsia"/>
+        </w:rPr>
+      </w:pPr>
       <w:r>
         <w:t xml:space="preserve">  </w:t>
       </w:r>
@@ -12886,622 +13306,50 @@
           <w:b/>
           <w:bCs/>
         </w:rPr>
-        <w:t>[</w:t>
-      </w:r>
-      <w:proofErr w:type="gramEnd"/>
+        <w:t>[23]</w:t>
+      </w:r>
+      <w:r>
+        <w:t xml:space="preserve"> </w:t>
+      </w:r>
+      <w:proofErr w:type="spellStart"/>
+      <w:r>
+        <w:t>Obla</w:t>
+      </w:r>
+      <w:proofErr w:type="spellEnd"/>
+      <w:r>
+        <w:t xml:space="preserve"> S, Gong X, </w:t>
+      </w:r>
+      <w:proofErr w:type="spellStart"/>
+      <w:r>
+        <w:t>Aloufi</w:t>
+      </w:r>
+      <w:proofErr w:type="spellEnd"/>
+      <w:r>
+        <w:t xml:space="preserve"> A, et al. Effective activation functions for homomorphic evaluation of deep neural networks[J]. IEEE Access, 2020, 8: 153098-153112. </w:t>
+      </w:r>
+      <w:r>
+        <w:rPr>
+          <w:i/>
+          <w:iCs/>
+        </w:rPr>
+        <w:t>(综述2引用，提供最佳一致逼近和切比雪夫数学基础证明的文献)</w:t>
+      </w:r>
+    </w:p>
+    <w:p>
+      <w:pPr>
+        <w:rPr>
+          <w:rFonts w:hint="eastAsia"/>
+        </w:rPr>
+      </w:pPr>
+      <w:r>
+        <w:t xml:space="preserve">  </w:t>
+      </w:r>
       <w:r>
         <w:rPr>
           <w:b/>
           <w:bCs/>
         </w:rPr>
-        <w:t>9]</w:t>
-      </w:r>
-      <w:r>
-        <w:t xml:space="preserve"> Lee J, Lee E, Lee J W, et al. Precise approximation of convolutional neural networks for homomorphically encrypted data[J]. IEEE Access, 2023, 11: 62062-62076. </w:t>
-      </w:r>
-      <w:r>
-        <w:rPr>
-          <w:i/>
-          <w:iCs/>
-        </w:rPr>
-        <w:t>(最新的高精度极小极大近似文献)</w:t>
-      </w:r>
-    </w:p>
-    <w:p>
-      <w:proofErr w:type="gramStart"/>
-      <w:r>
-        <w:t xml:space="preserve">  </w:t>
-      </w:r>
-      <w:r>
-        <w:rPr>
-          <w:b/>
-          <w:bCs/>
-        </w:rPr>
-        <w:t>[</w:t>
-      </w:r>
-      <w:proofErr w:type="gramEnd"/>
-      <w:r>
-        <w:rPr>
-          <w:b/>
-          <w:bCs/>
-        </w:rPr>
-        <w:t>10]</w:t>
-      </w:r>
-      <w:r>
-        <w:t xml:space="preserve"> Acar A, Aksu H, </w:t>
-      </w:r>
-      <w:proofErr w:type="spellStart"/>
-      <w:r>
-        <w:t>Uluagac</w:t>
-      </w:r>
-      <w:proofErr w:type="spellEnd"/>
-      <w:r>
-        <w:t xml:space="preserve"> A S, et al. A survey on homomorphic encryption schemes: theory and implementation[J]. ACM Computing Surveys, 2018, 51(4): 1-35. </w:t>
-      </w:r>
-      <w:r>
-        <w:rPr>
-          <w:i/>
-          <w:iCs/>
-        </w:rPr>
-        <w:t>(同态加密性能开销瓶颈的权威背书)</w:t>
-      </w:r>
-    </w:p>
-    <w:p>
-      <w:pPr>
-        <w:rPr>
-          <w:rFonts w:hint="eastAsia"/>
-        </w:rPr>
-      </w:pPr>
-    </w:p>
-    <w:p>
-      <w:proofErr w:type="gramStart"/>
-      <w:r>
-        <w:t xml:space="preserve">  </w:t>
-      </w:r>
-      <w:r>
-        <w:rPr>
-          <w:b/>
-          <w:bCs/>
-        </w:rPr>
-        <w:t>[</w:t>
-      </w:r>
-      <w:proofErr w:type="gramEnd"/>
-      <w:r>
-        <w:rPr>
-          <w:b/>
-          <w:bCs/>
-        </w:rPr>
-        <w:t>11]</w:t>
-      </w:r>
-      <w:r>
-        <w:t xml:space="preserve"> Acar A, Aksu H, </w:t>
-      </w:r>
-      <w:proofErr w:type="spellStart"/>
-      <w:r>
-        <w:t>Uluagac</w:t>
-      </w:r>
-      <w:proofErr w:type="spellEnd"/>
-      <w:r>
-        <w:t xml:space="preserve"> A S, et al. A survey on homomorphic encryption schemes: theory and implementation[J]. ACM Computing Surveys, 2018, 51(4): 1-35. </w:t>
-      </w:r>
-      <w:r>
-        <w:rPr>
-          <w:i/>
-          <w:iCs/>
-        </w:rPr>
-        <w:t>(综述1引用，解释HE原理的权威文献)</w:t>
-      </w:r>
-    </w:p>
-    <w:p>
-      <w:proofErr w:type="gramStart"/>
-      <w:r>
-        <w:t xml:space="preserve">  </w:t>
-      </w:r>
-      <w:r>
-        <w:rPr>
-          <w:b/>
-          <w:bCs/>
-        </w:rPr>
-        <w:t>[</w:t>
-      </w:r>
-      <w:proofErr w:type="gramEnd"/>
-      <w:r>
-        <w:rPr>
-          <w:b/>
-          <w:bCs/>
-        </w:rPr>
-        <w:t>12]</w:t>
-      </w:r>
-      <w:r>
-        <w:t xml:space="preserve"> Rivest R L, Adleman L, </w:t>
-      </w:r>
-      <w:proofErr w:type="spellStart"/>
-      <w:r>
-        <w:t>Dertouzos</w:t>
-      </w:r>
-      <w:proofErr w:type="spellEnd"/>
-      <w:r>
-        <w:t xml:space="preserve"> M L. On data banks and privacy homomorphisms[J]. Foundations of secure computation, 1978, 4(11): 169-180. </w:t>
-      </w:r>
-      <w:r>
-        <w:rPr>
-          <w:i/>
-          <w:iCs/>
-        </w:rPr>
-        <w:t>(综述2引用，隐私同态的起源文献)</w:t>
-      </w:r>
-    </w:p>
-    <w:p>
-      <w:r>
-        <w:t xml:space="preserve">  </w:t>
-      </w:r>
-      <w:r>
-        <w:rPr>
-          <w:b/>
-          <w:bCs/>
-        </w:rPr>
-        <w:t>[13]</w:t>
-      </w:r>
-      <w:r>
-        <w:t xml:space="preserve"> 张晶, </w:t>
-      </w:r>
-      <w:proofErr w:type="gramStart"/>
-      <w:r>
-        <w:t>辛诚</w:t>
-      </w:r>
-      <w:proofErr w:type="gramEnd"/>
-      <w:r>
-        <w:t xml:space="preserve">, 吴海波. 基于多方安全计算的隐私保护深度学习研究综述[J]. 物联网学报(英文版), 2021, 8(13): 10412-10429. </w:t>
-      </w:r>
-      <w:r>
-        <w:rPr>
-          <w:i/>
-          <w:iCs/>
-        </w:rPr>
-        <w:t>(综述1引用，提供分类标准的权威中文背书)</w:t>
-      </w:r>
-    </w:p>
-    <w:p>
-      <w:proofErr w:type="gramStart"/>
-      <w:r>
-        <w:t xml:space="preserve">  </w:t>
-      </w:r>
-      <w:r>
-        <w:rPr>
-          <w:b/>
-          <w:bCs/>
-        </w:rPr>
-        <w:t>[</w:t>
-      </w:r>
-      <w:proofErr w:type="gramEnd"/>
-      <w:r>
-        <w:rPr>
-          <w:b/>
-          <w:bCs/>
-        </w:rPr>
-        <w:t>14]</w:t>
-      </w:r>
-      <w:r>
-        <w:t xml:space="preserve"> Gentry C. Fully homomorphic encryption using ideal lattices[C]//Proceedings of the forty-first annual ACM symposium on Theory of computing. ACM, 2009: 169-178. </w:t>
-      </w:r>
-      <w:r>
-        <w:rPr>
-          <w:i/>
-          <w:iCs/>
-        </w:rPr>
-        <w:t>(两篇综述均引用的绝对核心：Gentry的FHE开山之作)</w:t>
-      </w:r>
-    </w:p>
-    <w:p>
-      <w:proofErr w:type="gramStart"/>
-      <w:r>
-        <w:t xml:space="preserve">  </w:t>
-      </w:r>
-      <w:r>
-        <w:rPr>
-          <w:b/>
-          <w:bCs/>
-        </w:rPr>
-        <w:t>[</w:t>
-      </w:r>
-      <w:proofErr w:type="gramEnd"/>
-      <w:r>
-        <w:rPr>
-          <w:b/>
-          <w:bCs/>
-        </w:rPr>
-        <w:t>15]</w:t>
-      </w:r>
-      <w:r>
-        <w:t xml:space="preserve"> </w:t>
-      </w:r>
-      <w:proofErr w:type="spellStart"/>
-      <w:r>
-        <w:t>Brakerski</w:t>
-      </w:r>
-      <w:proofErr w:type="spellEnd"/>
-      <w:r>
-        <w:t xml:space="preserve"> Z, Gentry C, </w:t>
-      </w:r>
-      <w:proofErr w:type="spellStart"/>
-      <w:r>
-        <w:t>Vaikuntanathan</w:t>
-      </w:r>
-      <w:proofErr w:type="spellEnd"/>
-      <w:r>
-        <w:t xml:space="preserve"> V. (Leveled) fully homomorphic encryption without bootstrapping[J]. ACM Transactions on Computation Theory (TOCT), 2014, 6(3): 1-36. </w:t>
-      </w:r>
-      <w:r>
-        <w:rPr>
-          <w:i/>
-          <w:iCs/>
-        </w:rPr>
-        <w:t>(综述1引用，BGV方案原始出处，论证完备集必备)</w:t>
-      </w:r>
-    </w:p>
-    <w:p>
-      <w:proofErr w:type="gramStart"/>
-      <w:r>
-        <w:t xml:space="preserve">  </w:t>
-      </w:r>
-      <w:r>
-        <w:rPr>
-          <w:b/>
-          <w:bCs/>
-        </w:rPr>
-        <w:t>[</w:t>
-      </w:r>
-      <w:proofErr w:type="gramEnd"/>
-      <w:r>
-        <w:rPr>
-          <w:b/>
-          <w:bCs/>
-        </w:rPr>
-        <w:t>16]</w:t>
-      </w:r>
-      <w:r>
-        <w:t xml:space="preserve"> Cheon J H, Kim A, Kim M, et al. Homomorphic encryption for arithmetic of approximate numbers[C]//ASIACRYPT 2017. Springer, Cham, 2017: 409-437. </w:t>
-      </w:r>
-      <w:r>
-        <w:rPr>
-          <w:i/>
-          <w:iCs/>
-        </w:rPr>
-        <w:t>(两篇综述</w:t>
-      </w:r>
-      <w:r>
-        <w:rPr>
-          <w:i/>
-          <w:iCs/>
-        </w:rPr>
-        <w:lastRenderedPageBreak/>
-        <w:t>均引用的CKKS算法原神文献)</w:t>
-      </w:r>
-    </w:p>
-    <w:p>
-      <w:proofErr w:type="gramStart"/>
-      <w:r>
-        <w:t xml:space="preserve">  </w:t>
-      </w:r>
-      <w:r>
-        <w:rPr>
-          <w:b/>
-          <w:bCs/>
-        </w:rPr>
-        <w:t>[</w:t>
-      </w:r>
-      <w:proofErr w:type="gramEnd"/>
-      <w:r>
-        <w:rPr>
-          <w:b/>
-          <w:bCs/>
-        </w:rPr>
-        <w:t>17]</w:t>
-      </w:r>
-      <w:r>
-        <w:t xml:space="preserve"> Cheon J H, Han K, Kim A, et al. A full RNS variant of approximate homomorphic encryption[C]//SAC 2018. Springer, Cham, 2019: 347-368. </w:t>
-      </w:r>
-      <w:r>
-        <w:rPr>
-          <w:i/>
-          <w:iCs/>
-        </w:rPr>
-        <w:t>(综述2引用，解释浮点数和近似计算的基础)</w:t>
-      </w:r>
-    </w:p>
-    <w:p>
-      <w:proofErr w:type="gramStart"/>
-      <w:r>
-        <w:t xml:space="preserve">  </w:t>
-      </w:r>
-      <w:r>
-        <w:rPr>
-          <w:b/>
-          <w:bCs/>
-        </w:rPr>
-        <w:t>[</w:t>
-      </w:r>
-      <w:proofErr w:type="gramEnd"/>
-      <w:r>
-        <w:rPr>
-          <w:b/>
-          <w:bCs/>
-        </w:rPr>
-        <w:t>18]</w:t>
-      </w:r>
-      <w:r>
-        <w:t xml:space="preserve"> Jiang X Q, Kim M, Lauter K, et al. Secure outsourced matrix computation and application to neural networks[C]//CCS 2018. ACM, 2018: 1209-1222. </w:t>
-      </w:r>
-      <w:r>
-        <w:rPr>
-          <w:i/>
-          <w:iCs/>
-        </w:rPr>
-        <w:t>(综述1引用，</w:t>
-      </w:r>
-      <w:proofErr w:type="gramStart"/>
-      <w:r>
-        <w:rPr>
-          <w:i/>
-          <w:iCs/>
-        </w:rPr>
-        <w:t>解释重缩放</w:t>
-      </w:r>
-      <w:proofErr w:type="gramEnd"/>
-      <w:r>
-        <w:rPr>
-          <w:i/>
-          <w:iCs/>
-        </w:rPr>
-        <w:t>与矩阵计算)</w:t>
-      </w:r>
-    </w:p>
-    <w:p>
-      <w:proofErr w:type="gramStart"/>
-      <w:r>
-        <w:t xml:space="preserve">  </w:t>
-      </w:r>
-      <w:r>
-        <w:rPr>
-          <w:b/>
-          <w:bCs/>
-        </w:rPr>
-        <w:t>[</w:t>
-      </w:r>
-      <w:proofErr w:type="gramEnd"/>
-      <w:r>
-        <w:rPr>
-          <w:b/>
-          <w:bCs/>
-        </w:rPr>
-        <w:t>19]</w:t>
-      </w:r>
-      <w:r>
-        <w:t xml:space="preserve"> Reagen B, Choi W S, Ko Y, et al. Cheetah: Optimizing and accelerating homomorphic encryption for private inference[C]//HPCA 2021. IEEE, 2021: 26-39. </w:t>
-      </w:r>
-      <w:r>
-        <w:rPr>
-          <w:i/>
-          <w:iCs/>
-        </w:rPr>
-        <w:t>(综述1引用，论证乘法深度物理限制与加速)</w:t>
-      </w:r>
-    </w:p>
-    <w:p>
-      <w:proofErr w:type="gramStart"/>
-      <w:r>
-        <w:t xml:space="preserve">  </w:t>
-      </w:r>
-      <w:r>
-        <w:rPr>
-          <w:b/>
-          <w:bCs/>
-        </w:rPr>
-        <w:t>[</w:t>
-      </w:r>
-      <w:proofErr w:type="gramEnd"/>
-      <w:r>
-        <w:rPr>
-          <w:b/>
-          <w:bCs/>
-        </w:rPr>
-        <w:t>20]</w:t>
-      </w:r>
-      <w:r>
-        <w:t xml:space="preserve"> Li Z, Liu F, Yang W, et al. A survey of convolutional neural networks: analysis, applications, and prospects[J]. IEEE Transactions on Neural Networks and Learning Systems, 2021, 33(12): 6999-7019. </w:t>
-      </w:r>
-      <w:r>
-        <w:rPr>
-          <w:i/>
-          <w:iCs/>
-        </w:rPr>
-        <w:t>(综述2引用，交代CNN线性与非线性层结构)</w:t>
-      </w:r>
-    </w:p>
-    <w:p>
-      <w:proofErr w:type="gramStart"/>
-      <w:r>
-        <w:t xml:space="preserve">  </w:t>
-      </w:r>
-      <w:r>
-        <w:rPr>
-          <w:b/>
-          <w:bCs/>
-        </w:rPr>
-        <w:t>[</w:t>
-      </w:r>
-      <w:proofErr w:type="gramEnd"/>
-      <w:r>
-        <w:rPr>
-          <w:b/>
-          <w:bCs/>
-        </w:rPr>
-        <w:t>21]</w:t>
-      </w:r>
-      <w:r>
-        <w:t xml:space="preserve"> Lee J, Lee E, Lee J W, et al. Precise approximation of convolutional neural networks for homomorphically encrypted data[J]. IEEE Access, 2023, 11: 62062-62076. </w:t>
-      </w:r>
-      <w:r>
-        <w:rPr>
-          <w:i/>
-          <w:iCs/>
-        </w:rPr>
-        <w:t>(综述2引用，高阶逼近与激活函数特性的重要文献)</w:t>
-      </w:r>
-    </w:p>
-    <w:p>
-      <w:proofErr w:type="gramStart"/>
-      <w:r>
-        <w:t xml:space="preserve">  </w:t>
-      </w:r>
-      <w:r>
-        <w:rPr>
-          <w:b/>
-          <w:bCs/>
-        </w:rPr>
-        <w:t>[</w:t>
-      </w:r>
-      <w:proofErr w:type="gramEnd"/>
-      <w:r>
-        <w:rPr>
-          <w:b/>
-          <w:bCs/>
-        </w:rPr>
-        <w:t>22]</w:t>
-      </w:r>
-      <w:r>
-        <w:t xml:space="preserve"> Hesamifard E, </w:t>
-      </w:r>
-      <w:proofErr w:type="spellStart"/>
-      <w:r>
-        <w:t>Takabi</w:t>
-      </w:r>
-      <w:proofErr w:type="spellEnd"/>
-      <w:r>
-        <w:t xml:space="preserve"> H, Ghasemi M, et al. Privacy-preserving machine learning as a service[J]. Proceedings on Privacy Enhancing Technologies, 2018, 2018(3): 123-142. </w:t>
-      </w:r>
-      <w:r>
-        <w:rPr>
-          <w:i/>
-          <w:iCs/>
-        </w:rPr>
-        <w:t>(综述1引用，</w:t>
-      </w:r>
-      <w:proofErr w:type="spellStart"/>
-      <w:r>
-        <w:rPr>
-          <w:i/>
-          <w:iCs/>
-        </w:rPr>
-        <w:t>CryptoDL</w:t>
-      </w:r>
-      <w:proofErr w:type="spellEnd"/>
-      <w:r>
-        <w:rPr>
-          <w:i/>
-          <w:iCs/>
-        </w:rPr>
-        <w:t>方案，对比泰勒</w:t>
-      </w:r>
-      <w:proofErr w:type="gramStart"/>
-      <w:r>
-        <w:rPr>
-          <w:i/>
-          <w:iCs/>
-        </w:rPr>
-        <w:t>与低次多项式</w:t>
-      </w:r>
-      <w:proofErr w:type="gramEnd"/>
-      <w:r>
-        <w:rPr>
-          <w:i/>
-          <w:iCs/>
-        </w:rPr>
-        <w:t>必须引用</w:t>
-      </w:r>
-      <w:proofErr w:type="gramStart"/>
-      <w:r>
-        <w:rPr>
-          <w:i/>
-          <w:iCs/>
-        </w:rPr>
-        <w:t>的神文</w:t>
-      </w:r>
-      <w:proofErr w:type="gramEnd"/>
-      <w:r>
-        <w:rPr>
-          <w:i/>
-          <w:iCs/>
-        </w:rPr>
-        <w:t>)</w:t>
-      </w:r>
-    </w:p>
-    <w:p>
-      <w:proofErr w:type="gramStart"/>
-      <w:r>
-        <w:t xml:space="preserve">  </w:t>
-      </w:r>
-      <w:r>
-        <w:rPr>
-          <w:b/>
-          <w:bCs/>
-        </w:rPr>
-        <w:t>[</w:t>
-      </w:r>
-      <w:proofErr w:type="gramEnd"/>
-      <w:r>
-        <w:rPr>
-          <w:b/>
-          <w:bCs/>
-        </w:rPr>
-        <w:t>23]</w:t>
-      </w:r>
-      <w:r>
-        <w:t xml:space="preserve"> </w:t>
-      </w:r>
-      <w:proofErr w:type="spellStart"/>
-      <w:r>
-        <w:t>Obla</w:t>
-      </w:r>
-      <w:proofErr w:type="spellEnd"/>
-      <w:r>
-        <w:t xml:space="preserve"> S, Gong X, </w:t>
-      </w:r>
-      <w:proofErr w:type="spellStart"/>
-      <w:r>
-        <w:t>Aloufi</w:t>
-      </w:r>
-      <w:proofErr w:type="spellEnd"/>
-      <w:r>
-        <w:t xml:space="preserve"> A, et al. Effective activation functions for homomorphic evaluation of deep neural networks[J]. IEEE Access, 2020, 8: 153098-153112. </w:t>
-      </w:r>
-      <w:r>
-        <w:rPr>
-          <w:i/>
-          <w:iCs/>
-        </w:rPr>
-        <w:t>(综述2引用，提供最佳一致逼近和切比雪夫数学基础证明的文献)</w:t>
-      </w:r>
-    </w:p>
-    <w:p>
-      <w:proofErr w:type="gramStart"/>
-      <w:r>
-        <w:t xml:space="preserve">  </w:t>
-      </w:r>
-      <w:r>
-        <w:rPr>
-          <w:b/>
-          <w:bCs/>
-        </w:rPr>
-        <w:t>[</w:t>
-      </w:r>
-      <w:proofErr w:type="gramEnd"/>
-      <w:r>
-        <w:rPr>
-          <w:b/>
-          <w:bCs/>
-        </w:rPr>
-        <w:t>24]</w:t>
+        <w:t>[24]</w:t>
       </w:r>
       <w:r>
         <w:t xml:space="preserve"> Bourse F, Minelli M, </w:t>
@@ -16861,6 +16709,7 @@
   <w:style w:type="character" w:default="1" w:styleId="a0">
     <w:name w:val="Default Paragraph Font"/>
     <w:uiPriority w:val="1"/>
+    <w:semiHidden/>
     <w:unhideWhenUsed/>
   </w:style>
   <w:style w:type="table" w:default="1" w:styleId="a1">
